--- a/Асанакунов А.А..docx
+++ b/Асанакунов А.А..docx
@@ -118,10 +118,9 @@
         <w:autoSpaceDE w:val="0"/>
         <w:autoSpaceDN w:val="0"/>
         <w:adjustRightInd w:val="0"/>
+        <w:jc w:val="center"/>
         <w:rPr>
           <w:bCs/>
-          <w:sz w:val="28"/>
-          <w:szCs w:val="28"/>
         </w:rPr>
       </w:pPr>
     </w:p>
@@ -130,20 +129,10 @@
         <w:autoSpaceDE w:val="0"/>
         <w:autoSpaceDN w:val="0"/>
         <w:adjustRightInd w:val="0"/>
-        <w:rPr>
-          <w:sz w:val="28"/>
-          <w:szCs w:val="28"/>
-        </w:rPr>
-      </w:pPr>
-    </w:p>
-    <w:p>
-      <w:pPr>
-        <w:rPr>
-          <w:sz w:val="28"/>
-          <w:szCs w:val="28"/>
-        </w:rPr>
-      </w:pPr>
-    </w:p>
+        <w:jc w:val="center"/>
+      </w:pPr>
+    </w:p>
+    <w:p/>
     <w:tbl>
       <w:tblPr>
         <w:tblW w:w="10314" w:type="dxa"/>
@@ -183,8 +172,6 @@
               <w:rPr>
                 <w:b/>
                 <w:bCs/>
-                <w:sz w:val="28"/>
-                <w:szCs w:val="28"/>
               </w:rPr>
             </w:pPr>
           </w:p>
@@ -211,8 +198,6 @@
               <w:rPr>
                 <w:b/>
                 <w:bCs/>
-                <w:sz w:val="28"/>
-                <w:szCs w:val="28"/>
                 <w:lang w:val="en-US"/>
               </w:rPr>
             </w:pPr>
@@ -228,15 +213,10 @@
           <w:p>
             <w:pPr>
               <w:jc w:val="center"/>
-              <w:rPr>
-                <w:sz w:val="28"/>
-                <w:szCs w:val="28"/>
-              </w:rPr>
             </w:pPr>
             <w:r>
               <w:rPr>
                 <w:sz w:val="28"/>
-                <w:szCs w:val="28"/>
               </w:rPr>
               <w:t>КУРСОВАЯ РАБОТА</w:t>
             </w:r>
@@ -272,8 +252,8 @@
               <w:jc w:val="center"/>
               <w:rPr>
                 <w:bCs/>
-                <w:sz w:val="28"/>
-                <w:szCs w:val="28"/>
+                <w:sz w:val="18"/>
+                <w:szCs w:val="18"/>
               </w:rPr>
             </w:pPr>
           </w:p>
@@ -327,7 +307,6 @@
               <w:rPr>
                 <w:bCs/>
                 <w:sz w:val="28"/>
-                <w:szCs w:val="28"/>
               </w:rPr>
             </w:pPr>
           </w:p>
@@ -366,15 +345,15 @@
               <w:jc w:val="center"/>
               <w:rPr>
                 <w:bCs/>
-                <w:sz w:val="28"/>
-                <w:szCs w:val="28"/>
+                <w:sz w:val="18"/>
+                <w:szCs w:val="18"/>
               </w:rPr>
             </w:pPr>
             <w:r>
               <w:rPr>
                 <w:bCs/>
-                <w:sz w:val="28"/>
-                <w:szCs w:val="28"/>
+                <w:sz w:val="18"/>
+                <w:szCs w:val="18"/>
               </w:rPr>
               <w:t>наименование темы</w:t>
             </w:r>
@@ -382,15 +361,10 @@
           <w:p>
             <w:pPr>
               <w:jc w:val="center"/>
-              <w:rPr>
-                <w:sz w:val="28"/>
-                <w:szCs w:val="28"/>
-              </w:rPr>
             </w:pPr>
             <w:r>
               <w:rPr>
                 <w:sz w:val="28"/>
-                <w:szCs w:val="28"/>
               </w:rPr>
               <w:t>09.02.07 Информационные системы и программирование</w:t>
             </w:r>
@@ -429,15 +403,15 @@
               <w:jc w:val="center"/>
               <w:rPr>
                 <w:bCs/>
-                <w:sz w:val="28"/>
-                <w:szCs w:val="28"/>
+                <w:sz w:val="18"/>
+                <w:szCs w:val="18"/>
               </w:rPr>
             </w:pPr>
             <w:r>
               <w:rPr>
                 <w:bCs/>
-                <w:sz w:val="28"/>
-                <w:szCs w:val="28"/>
+                <w:sz w:val="18"/>
+                <w:szCs w:val="18"/>
               </w:rPr>
               <w:t>код, наименование специальности</w:t>
             </w:r>
@@ -466,8 +440,8 @@
               <w:rPr>
                 <w:b/>
                 <w:bCs/>
-                <w:sz w:val="28"/>
-                <w:szCs w:val="28"/>
+                <w:sz w:val="18"/>
+                <w:szCs w:val="18"/>
               </w:rPr>
             </w:pPr>
           </w:p>
@@ -480,8 +454,6 @@
         <w:spacing w:line="26" w:lineRule="atLeast"/>
         <w:rPr>
           <w:rFonts w:ascii="Times New Roman" w:hAnsi="Times New Roman" w:cs="Times New Roman"/>
-          <w:sz w:val="28"/>
-          <w:szCs w:val="28"/>
         </w:rPr>
       </w:pPr>
     </w:p>
@@ -527,15 +499,11 @@
               </w:tabs>
               <w:rPr>
                 <w:bCs/>
-                <w:sz w:val="28"/>
-                <w:szCs w:val="28"/>
               </w:rPr>
             </w:pPr>
             <w:r>
               <w:rPr>
                 <w:bCs/>
-                <w:sz w:val="28"/>
-                <w:szCs w:val="28"/>
               </w:rPr>
               <w:t>Исполнитель:</w:t>
             </w:r>
@@ -568,8 +536,6 @@
               </w:tabs>
               <w:rPr>
                 <w:bCs/>
-                <w:sz w:val="28"/>
-                <w:szCs w:val="28"/>
               </w:rPr>
             </w:pPr>
           </w:p>
@@ -601,8 +567,6 @@
               </w:tabs>
               <w:rPr>
                 <w:bCs/>
-                <w:sz w:val="28"/>
-                <w:szCs w:val="28"/>
               </w:rPr>
             </w:pPr>
           </w:p>
@@ -634,8 +598,6 @@
               </w:tabs>
               <w:rPr>
                 <w:bCs/>
-                <w:sz w:val="28"/>
-                <w:szCs w:val="28"/>
               </w:rPr>
             </w:pPr>
           </w:p>
@@ -667,8 +629,6 @@
               </w:tabs>
               <w:rPr>
                 <w:bCs/>
-                <w:sz w:val="28"/>
-                <w:szCs w:val="28"/>
               </w:rPr>
             </w:pPr>
           </w:p>
@@ -681,17 +641,7 @@
             <w:shd w:val="clear" w:color="auto" w:fill="auto"/>
           </w:tcPr>
           <w:p>
-            <w:pPr>
-              <w:rPr>
-                <w:sz w:val="28"/>
-                <w:szCs w:val="28"/>
-              </w:rPr>
-            </w:pPr>
             <w:r>
-              <w:rPr>
-                <w:sz w:val="28"/>
-                <w:szCs w:val="28"/>
-              </w:rPr>
               <w:t>студент курса</w:t>
             </w:r>
           </w:p>
@@ -704,45 +654,17 @@
           <w:p>
             <w:pPr>
               <w:jc w:val="center"/>
-              <w:rPr>
-                <w:sz w:val="28"/>
-                <w:szCs w:val="28"/>
-              </w:rPr>
             </w:pPr>
             <w:r>
-              <w:rPr>
-                <w:sz w:val="28"/>
-                <w:szCs w:val="28"/>
-              </w:rPr>
-              <w:t>___</w:t>
+              <w:t xml:space="preserve">___3__ </w:t>
             </w:r>
             <w:r>
               <w:rPr>
-                <w:sz w:val="28"/>
-                <w:szCs w:val="28"/>
-              </w:rPr>
-              <w:t>3</w:t>
-            </w:r>
-            <w:r>
-              <w:rPr>
-                <w:sz w:val="28"/>
-                <w:szCs w:val="28"/>
-              </w:rPr>
-              <w:t xml:space="preserve">__ </w:t>
-            </w:r>
-            <w:r>
-              <w:rPr>
-                <w:sz w:val="28"/>
-                <w:szCs w:val="28"/>
                 <w:lang w:val="en-US"/>
               </w:rPr>
               <w:t xml:space="preserve">   </w:t>
             </w:r>
             <w:r>
-              <w:rPr>
-                <w:sz w:val="28"/>
-                <w:szCs w:val="28"/>
-              </w:rPr>
               <w:t>группы</w:t>
             </w:r>
           </w:p>
@@ -753,39 +675,16 @@
             <w:shd w:val="clear" w:color="auto" w:fill="auto"/>
           </w:tcPr>
           <w:p>
-            <w:pPr>
-              <w:rPr>
-                <w:sz w:val="28"/>
-                <w:szCs w:val="28"/>
-              </w:rPr>
-            </w:pPr>
             <w:r>
-              <w:rPr>
-                <w:sz w:val="28"/>
-                <w:szCs w:val="28"/>
-              </w:rPr>
-              <w:t>ИС2</w:t>
+              <w:t>ИС23-01</w:t>
             </w:r>
             <w:r>
               <w:rPr>
-                <w:sz w:val="28"/>
-                <w:szCs w:val="28"/>
-              </w:rPr>
-              <w:t>3-01</w:t>
-            </w:r>
-            <w:r>
-              <w:rPr>
-                <w:sz w:val="28"/>
-                <w:szCs w:val="28"/>
                 <w:lang w:val="en-US"/>
               </w:rPr>
               <w:t xml:space="preserve">       </w:t>
             </w:r>
             <w:r>
-              <w:rPr>
-                <w:sz w:val="28"/>
-                <w:szCs w:val="28"/>
-              </w:rPr>
               <w:t>_________</w:t>
             </w:r>
           </w:p>
@@ -798,16 +697,8 @@
           <w:p>
             <w:pPr>
               <w:jc w:val="center"/>
-              <w:rPr>
-                <w:sz w:val="28"/>
-                <w:szCs w:val="28"/>
-              </w:rPr>
             </w:pPr>
             <w:r>
-              <w:rPr>
-                <w:sz w:val="28"/>
-                <w:szCs w:val="28"/>
-              </w:rPr>
               <w:t>___________</w:t>
             </w:r>
           </w:p>
@@ -823,62 +714,34 @@
           <w:p>
             <w:pPr>
               <w:jc w:val="center"/>
-              <w:rPr>
-                <w:sz w:val="28"/>
-                <w:szCs w:val="28"/>
-              </w:rPr>
             </w:pPr>
             <w:r>
-              <w:rPr>
-                <w:sz w:val="28"/>
-                <w:szCs w:val="28"/>
-              </w:rPr>
               <w:t>А</w:t>
             </w:r>
             <w:r>
               <w:rPr>
-                <w:sz w:val="28"/>
-                <w:szCs w:val="28"/>
                 <w:lang w:val="en-US"/>
               </w:rPr>
               <w:t>.</w:t>
             </w:r>
             <w:r>
-              <w:rPr>
-                <w:sz w:val="28"/>
-                <w:szCs w:val="28"/>
-              </w:rPr>
               <w:t>А</w:t>
             </w:r>
             <w:r>
               <w:rPr>
-                <w:sz w:val="28"/>
-                <w:szCs w:val="28"/>
                 <w:lang w:val="en-US"/>
               </w:rPr>
               <w:t>.</w:t>
             </w:r>
             <w:r>
-              <w:rPr>
-                <w:sz w:val="28"/>
-                <w:szCs w:val="28"/>
-              </w:rPr>
               <w:t xml:space="preserve"> </w:t>
             </w:r>
             <w:proofErr w:type="spellStart"/>
             <w:r>
-              <w:rPr>
-                <w:sz w:val="28"/>
-                <w:szCs w:val="28"/>
-              </w:rPr>
               <w:t>Асанакунов</w:t>
             </w:r>
             <w:proofErr w:type="spellEnd"/>
             <w:r>
-              <w:rPr>
-                <w:sz w:val="28"/>
-                <w:szCs w:val="28"/>
-              </w:rPr>
               <w:t xml:space="preserve"> </w:t>
             </w:r>
           </w:p>
@@ -913,8 +776,8 @@
               <w:jc w:val="center"/>
               <w:rPr>
                 <w:bCs/>
-                <w:sz w:val="28"/>
-                <w:szCs w:val="28"/>
+                <w:sz w:val="18"/>
+                <w:szCs w:val="18"/>
               </w:rPr>
             </w:pPr>
           </w:p>
@@ -947,8 +810,8 @@
               <w:jc w:val="center"/>
               <w:rPr>
                 <w:bCs/>
-                <w:sz w:val="28"/>
-                <w:szCs w:val="28"/>
+                <w:sz w:val="18"/>
+                <w:szCs w:val="18"/>
               </w:rPr>
             </w:pPr>
           </w:p>
@@ -981,15 +844,15 @@
               <w:jc w:val="center"/>
               <w:rPr>
                 <w:bCs/>
-                <w:sz w:val="28"/>
-                <w:szCs w:val="28"/>
+                <w:sz w:val="18"/>
+                <w:szCs w:val="18"/>
               </w:rPr>
             </w:pPr>
             <w:r>
               <w:rPr>
                 <w:bCs/>
-                <w:sz w:val="28"/>
-                <w:szCs w:val="28"/>
+                <w:sz w:val="18"/>
+                <w:szCs w:val="18"/>
               </w:rPr>
               <w:t xml:space="preserve">                         дата</w:t>
             </w:r>
@@ -1023,15 +886,15 @@
               <w:jc w:val="center"/>
               <w:rPr>
                 <w:bCs/>
-                <w:sz w:val="28"/>
-                <w:szCs w:val="28"/>
+                <w:sz w:val="18"/>
+                <w:szCs w:val="18"/>
               </w:rPr>
             </w:pPr>
             <w:r>
               <w:rPr>
                 <w:bCs/>
-                <w:sz w:val="28"/>
-                <w:szCs w:val="28"/>
+                <w:sz w:val="18"/>
+                <w:szCs w:val="18"/>
               </w:rPr>
               <w:t>подпись</w:t>
             </w:r>
@@ -1068,15 +931,15 @@
               <w:jc w:val="center"/>
               <w:rPr>
                 <w:bCs/>
-                <w:sz w:val="28"/>
-                <w:szCs w:val="28"/>
+                <w:sz w:val="18"/>
+                <w:szCs w:val="18"/>
               </w:rPr>
             </w:pPr>
             <w:r>
               <w:rPr>
                 <w:bCs/>
-                <w:sz w:val="28"/>
-                <w:szCs w:val="28"/>
+                <w:sz w:val="18"/>
+                <w:szCs w:val="18"/>
               </w:rPr>
               <w:t>инициалы, фамилия</w:t>
             </w:r>
@@ -1115,8 +978,8 @@
               <w:jc w:val="center"/>
               <w:rPr>
                 <w:bCs/>
-                <w:sz w:val="28"/>
-                <w:szCs w:val="28"/>
+                <w:sz w:val="18"/>
+                <w:szCs w:val="18"/>
               </w:rPr>
             </w:pPr>
           </w:p>
@@ -1149,8 +1012,8 @@
               <w:jc w:val="center"/>
               <w:rPr>
                 <w:bCs/>
-                <w:sz w:val="28"/>
-                <w:szCs w:val="28"/>
+                <w:sz w:val="18"/>
+                <w:szCs w:val="18"/>
               </w:rPr>
             </w:pPr>
           </w:p>
@@ -1183,8 +1046,8 @@
               <w:jc w:val="center"/>
               <w:rPr>
                 <w:bCs/>
-                <w:sz w:val="28"/>
-                <w:szCs w:val="28"/>
+                <w:sz w:val="18"/>
+                <w:szCs w:val="18"/>
               </w:rPr>
             </w:pPr>
           </w:p>
@@ -1217,8 +1080,8 @@
               <w:jc w:val="center"/>
               <w:rPr>
                 <w:bCs/>
-                <w:sz w:val="28"/>
-                <w:szCs w:val="28"/>
+                <w:sz w:val="18"/>
+                <w:szCs w:val="18"/>
               </w:rPr>
             </w:pPr>
           </w:p>
@@ -1251,8 +1114,8 @@
               <w:jc w:val="center"/>
               <w:rPr>
                 <w:bCs/>
-                <w:sz w:val="28"/>
-                <w:szCs w:val="28"/>
+                <w:sz w:val="18"/>
+                <w:szCs w:val="18"/>
               </w:rPr>
             </w:pPr>
           </w:p>
@@ -1268,15 +1131,11 @@
             <w:pPr>
               <w:rPr>
                 <w:bCs/>
-                <w:sz w:val="28"/>
-                <w:szCs w:val="28"/>
               </w:rPr>
             </w:pPr>
             <w:r>
               <w:rPr>
                 <w:bCs/>
-                <w:sz w:val="28"/>
-                <w:szCs w:val="28"/>
               </w:rPr>
               <w:t>Руководитель</w:t>
             </w:r>
@@ -1292,16 +1151,12 @@
               <w:jc w:val="center"/>
               <w:rPr>
                 <w:bCs/>
-                <w:sz w:val="28"/>
-                <w:szCs w:val="28"/>
                 <w:u w:val="single"/>
               </w:rPr>
             </w:pPr>
             <w:r>
               <w:rPr>
                 <w:bCs/>
-                <w:sz w:val="28"/>
-                <w:szCs w:val="28"/>
                 <w:u w:val="single"/>
               </w:rPr>
               <w:t>преподаватель</w:t>
@@ -1319,15 +1174,9 @@
               <w:rPr>
                 <w:b/>
                 <w:bCs/>
-                <w:sz w:val="28"/>
-                <w:szCs w:val="28"/>
               </w:rPr>
             </w:pPr>
             <w:r>
-              <w:rPr>
-                <w:sz w:val="28"/>
-                <w:szCs w:val="28"/>
-              </w:rPr>
               <w:t xml:space="preserve">                  _________</w:t>
             </w:r>
           </w:p>
@@ -1342,15 +1191,9 @@
               <w:jc w:val="center"/>
               <w:rPr>
                 <w:bCs/>
-                <w:sz w:val="28"/>
-                <w:szCs w:val="28"/>
               </w:rPr>
             </w:pPr>
             <w:r>
-              <w:rPr>
-                <w:sz w:val="28"/>
-                <w:szCs w:val="28"/>
-              </w:rPr>
               <w:t>___________</w:t>
             </w:r>
           </w:p>
@@ -1368,15 +1211,9 @@
               <w:jc w:val="center"/>
               <w:rPr>
                 <w:bCs/>
-                <w:sz w:val="28"/>
-                <w:szCs w:val="28"/>
               </w:rPr>
             </w:pPr>
             <w:r>
-              <w:rPr>
-                <w:sz w:val="28"/>
-                <w:szCs w:val="28"/>
-              </w:rPr>
               <w:t>Ю.А. Шихова</w:t>
             </w:r>
           </w:p>
@@ -1412,8 +1249,6 @@
               <w:rPr>
                 <w:b/>
                 <w:bCs/>
-                <w:sz w:val="28"/>
-                <w:szCs w:val="28"/>
               </w:rPr>
             </w:pPr>
           </w:p>
@@ -1446,15 +1281,12 @@
               <w:jc w:val="center"/>
               <w:rPr>
                 <w:bCs/>
-                <w:sz w:val="28"/>
-                <w:szCs w:val="28"/>
               </w:rPr>
             </w:pPr>
             <w:r>
               <w:rPr>
                 <w:bCs/>
-                <w:sz w:val="28"/>
-                <w:szCs w:val="28"/>
+                <w:sz w:val="18"/>
               </w:rPr>
               <w:t>должность</w:t>
             </w:r>
@@ -1489,15 +1321,13 @@
               <w:rPr>
                 <w:b/>
                 <w:bCs/>
-                <w:sz w:val="28"/>
-                <w:szCs w:val="28"/>
               </w:rPr>
             </w:pPr>
             <w:r>
               <w:rPr>
                 <w:bCs/>
-                <w:sz w:val="28"/>
-                <w:szCs w:val="28"/>
+                <w:sz w:val="18"/>
+                <w:szCs w:val="18"/>
               </w:rPr>
               <w:t xml:space="preserve">                         дата</w:t>
             </w:r>
@@ -1532,15 +1362,13 @@
               <w:rPr>
                 <w:b/>
                 <w:bCs/>
-                <w:sz w:val="28"/>
-                <w:szCs w:val="28"/>
               </w:rPr>
             </w:pPr>
             <w:r>
               <w:rPr>
                 <w:bCs/>
-                <w:sz w:val="28"/>
-                <w:szCs w:val="28"/>
+                <w:sz w:val="18"/>
+                <w:szCs w:val="18"/>
               </w:rPr>
               <w:t>подпись</w:t>
             </w:r>
@@ -1578,15 +1406,13 @@
               <w:rPr>
                 <w:b/>
                 <w:bCs/>
-                <w:sz w:val="28"/>
-                <w:szCs w:val="28"/>
               </w:rPr>
             </w:pPr>
             <w:r>
               <w:rPr>
                 <w:bCs/>
-                <w:sz w:val="28"/>
-                <w:szCs w:val="28"/>
+                <w:sz w:val="18"/>
+                <w:szCs w:val="18"/>
               </w:rPr>
               <w:t>инициалы, фамилия</w:t>
             </w:r>
@@ -1626,8 +1452,6 @@
               <w:rPr>
                 <w:b/>
                 <w:bCs/>
-                <w:sz w:val="28"/>
-                <w:szCs w:val="28"/>
               </w:rPr>
             </w:pPr>
           </w:p>
@@ -1660,8 +1484,7 @@
               <w:jc w:val="center"/>
               <w:rPr>
                 <w:bCs/>
-                <w:sz w:val="28"/>
-                <w:szCs w:val="28"/>
+                <w:sz w:val="18"/>
               </w:rPr>
             </w:pPr>
           </w:p>
@@ -1694,8 +1517,8 @@
               <w:jc w:val="center"/>
               <w:rPr>
                 <w:bCs/>
-                <w:sz w:val="28"/>
-                <w:szCs w:val="28"/>
+                <w:sz w:val="18"/>
+                <w:szCs w:val="18"/>
               </w:rPr>
             </w:pPr>
           </w:p>
@@ -1728,8 +1551,8 @@
               <w:jc w:val="center"/>
               <w:rPr>
                 <w:bCs/>
-                <w:sz w:val="28"/>
-                <w:szCs w:val="28"/>
+                <w:sz w:val="18"/>
+                <w:szCs w:val="18"/>
               </w:rPr>
             </w:pPr>
           </w:p>
@@ -1762,8 +1585,8 @@
               <w:jc w:val="center"/>
               <w:rPr>
                 <w:bCs/>
-                <w:sz w:val="28"/>
-                <w:szCs w:val="28"/>
+                <w:sz w:val="18"/>
+                <w:szCs w:val="18"/>
               </w:rPr>
             </w:pPr>
           </w:p>
@@ -1774,10 +1597,9 @@
       <w:pPr>
         <w:pStyle w:val="af9"/>
         <w:spacing w:line="26" w:lineRule="atLeast"/>
+        <w:jc w:val="center"/>
         <w:rPr>
           <w:rFonts w:ascii="Times New Roman" w:hAnsi="Times New Roman" w:cs="Times New Roman"/>
-          <w:sz w:val="28"/>
-          <w:szCs w:val="28"/>
         </w:rPr>
       </w:pPr>
     </w:p>
@@ -1785,10 +1607,9 @@
       <w:pPr>
         <w:pStyle w:val="af9"/>
         <w:spacing w:line="26" w:lineRule="atLeast"/>
+        <w:jc w:val="center"/>
         <w:rPr>
           <w:rFonts w:ascii="Times New Roman" w:hAnsi="Times New Roman" w:cs="Times New Roman"/>
-          <w:sz w:val="28"/>
-          <w:szCs w:val="28"/>
         </w:rPr>
       </w:pPr>
     </w:p>
@@ -1796,10 +1617,9 @@
       <w:pPr>
         <w:pStyle w:val="af9"/>
         <w:spacing w:line="26" w:lineRule="atLeast"/>
+        <w:jc w:val="center"/>
         <w:rPr>
           <w:rFonts w:ascii="Times New Roman" w:hAnsi="Times New Roman" w:cs="Times New Roman"/>
-          <w:sz w:val="28"/>
-          <w:szCs w:val="28"/>
         </w:rPr>
       </w:pPr>
     </w:p>
@@ -1807,10 +1627,9 @@
       <w:pPr>
         <w:pStyle w:val="af9"/>
         <w:spacing w:line="26" w:lineRule="atLeast"/>
+        <w:jc w:val="center"/>
         <w:rPr>
           <w:rFonts w:ascii="Times New Roman" w:hAnsi="Times New Roman" w:cs="Times New Roman"/>
-          <w:sz w:val="28"/>
-          <w:szCs w:val="28"/>
         </w:rPr>
       </w:pPr>
     </w:p>
@@ -1818,10 +1637,9 @@
       <w:pPr>
         <w:pStyle w:val="af9"/>
         <w:spacing w:line="26" w:lineRule="atLeast"/>
+        <w:jc w:val="center"/>
         <w:rPr>
           <w:rFonts w:ascii="Times New Roman" w:hAnsi="Times New Roman" w:cs="Times New Roman"/>
-          <w:sz w:val="28"/>
-          <w:szCs w:val="28"/>
         </w:rPr>
       </w:pPr>
     </w:p>
@@ -1829,10 +1647,9 @@
       <w:pPr>
         <w:pStyle w:val="af9"/>
         <w:spacing w:line="26" w:lineRule="atLeast"/>
+        <w:jc w:val="center"/>
         <w:rPr>
           <w:rFonts w:ascii="Times New Roman" w:hAnsi="Times New Roman" w:cs="Times New Roman"/>
-          <w:sz w:val="28"/>
-          <w:szCs w:val="28"/>
         </w:rPr>
       </w:pPr>
     </w:p>
@@ -1840,10 +1657,9 @@
       <w:pPr>
         <w:pStyle w:val="af9"/>
         <w:spacing w:line="26" w:lineRule="atLeast"/>
+        <w:jc w:val="center"/>
         <w:rPr>
           <w:rFonts w:ascii="Times New Roman" w:hAnsi="Times New Roman" w:cs="Times New Roman"/>
-          <w:sz w:val="28"/>
-          <w:szCs w:val="28"/>
         </w:rPr>
       </w:pPr>
     </w:p>
@@ -1851,10 +1667,9 @@
       <w:pPr>
         <w:pStyle w:val="af9"/>
         <w:spacing w:line="26" w:lineRule="atLeast"/>
+        <w:jc w:val="center"/>
         <w:rPr>
           <w:rFonts w:ascii="Times New Roman" w:hAnsi="Times New Roman" w:cs="Times New Roman"/>
-          <w:sz w:val="28"/>
-          <w:szCs w:val="28"/>
         </w:rPr>
       </w:pPr>
     </w:p>
@@ -1862,6 +1677,7 @@
       <w:pPr>
         <w:pStyle w:val="af9"/>
         <w:spacing w:line="26" w:lineRule="atLeast"/>
+        <w:jc w:val="center"/>
         <w:rPr>
           <w:rFonts w:ascii="Times New Roman" w:hAnsi="Times New Roman" w:cs="Times New Roman"/>
           <w:sz w:val="28"/>
@@ -1873,10 +1689,9 @@
       <w:pPr>
         <w:pStyle w:val="af9"/>
         <w:spacing w:line="26" w:lineRule="atLeast"/>
+        <w:jc w:val="center"/>
         <w:rPr>
           <w:rFonts w:ascii="Times New Roman" w:hAnsi="Times New Roman" w:cs="Times New Roman"/>
-          <w:sz w:val="28"/>
-          <w:szCs w:val="28"/>
         </w:rPr>
       </w:pPr>
     </w:p>
@@ -1884,10 +1699,9 @@
       <w:pPr>
         <w:pStyle w:val="af9"/>
         <w:spacing w:line="26" w:lineRule="atLeast"/>
+        <w:jc w:val="center"/>
         <w:rPr>
           <w:rFonts w:ascii="Times New Roman" w:hAnsi="Times New Roman" w:cs="Times New Roman"/>
-          <w:sz w:val="28"/>
-          <w:szCs w:val="28"/>
         </w:rPr>
       </w:pPr>
     </w:p>
@@ -1895,10 +1709,9 @@
       <w:pPr>
         <w:pStyle w:val="af9"/>
         <w:spacing w:line="26" w:lineRule="atLeast"/>
+        <w:jc w:val="center"/>
         <w:rPr>
           <w:rFonts w:ascii="Times New Roman" w:hAnsi="Times New Roman" w:cs="Times New Roman"/>
-          <w:sz w:val="28"/>
-          <w:szCs w:val="28"/>
         </w:rPr>
       </w:pPr>
     </w:p>
@@ -1906,37 +1719,116 @@
       <w:pPr>
         <w:pStyle w:val="af9"/>
         <w:spacing w:line="26" w:lineRule="atLeast"/>
+        <w:jc w:val="center"/>
         <w:rPr>
           <w:rFonts w:ascii="Times New Roman" w:hAnsi="Times New Roman" w:cs="Times New Roman"/>
-          <w:sz w:val="28"/>
-          <w:szCs w:val="28"/>
-        </w:rPr>
-      </w:pPr>
-    </w:p>
-    <w:p>
-      <w:pPr>
+        </w:rPr>
+      </w:pPr>
+    </w:p>
+    <w:p>
+      <w:pPr>
+        <w:pStyle w:val="af9"/>
+        <w:spacing w:line="26" w:lineRule="atLeast"/>
         <w:jc w:val="center"/>
         <w:rPr>
-          <w:color w:val="000000"/>
-          <w:sz w:val="28"/>
-          <w:szCs w:val="28"/>
-        </w:rPr>
-      </w:pPr>
-      <w:r>
-        <w:rPr>
-          <w:color w:val="000000"/>
-          <w:sz w:val="28"/>
-          <w:szCs w:val="28"/>
-        </w:rPr>
-        <w:t>Красноярск, 202</w:t>
-      </w:r>
-      <w:r>
-        <w:rPr>
-          <w:color w:val="000000"/>
-          <w:sz w:val="28"/>
-          <w:szCs w:val="28"/>
-        </w:rPr>
-        <w:t>6</w:t>
+          <w:rFonts w:ascii="Times New Roman" w:hAnsi="Times New Roman" w:cs="Times New Roman"/>
+        </w:rPr>
+      </w:pPr>
+    </w:p>
+    <w:p>
+      <w:pPr>
+        <w:pStyle w:val="af9"/>
+        <w:spacing w:line="26" w:lineRule="atLeast"/>
+        <w:jc w:val="center"/>
+        <w:rPr>
+          <w:rFonts w:ascii="Times New Roman" w:hAnsi="Times New Roman" w:cs="Times New Roman"/>
+        </w:rPr>
+      </w:pPr>
+    </w:p>
+    <w:p>
+      <w:pPr>
+        <w:pStyle w:val="af9"/>
+        <w:spacing w:line="26" w:lineRule="atLeast"/>
+        <w:jc w:val="center"/>
+        <w:rPr>
+          <w:rFonts w:ascii="Times New Roman" w:hAnsi="Times New Roman" w:cs="Times New Roman"/>
+        </w:rPr>
+      </w:pPr>
+    </w:p>
+    <w:p>
+      <w:pPr>
+        <w:pStyle w:val="af9"/>
+        <w:spacing w:line="26" w:lineRule="atLeast"/>
+        <w:jc w:val="center"/>
+        <w:rPr>
+          <w:rFonts w:ascii="Times New Roman" w:hAnsi="Times New Roman" w:cs="Times New Roman"/>
+        </w:rPr>
+      </w:pPr>
+    </w:p>
+    <w:p>
+      <w:pPr>
+        <w:pStyle w:val="af9"/>
+        <w:spacing w:line="26" w:lineRule="atLeast"/>
+        <w:jc w:val="center"/>
+        <w:rPr>
+          <w:rFonts w:ascii="Times New Roman" w:hAnsi="Times New Roman" w:cs="Times New Roman"/>
+        </w:rPr>
+      </w:pPr>
+    </w:p>
+    <w:p>
+      <w:pPr>
+        <w:pStyle w:val="af9"/>
+        <w:spacing w:line="26" w:lineRule="atLeast"/>
+        <w:rPr>
+          <w:rFonts w:ascii="Times New Roman" w:hAnsi="Times New Roman" w:cs="Times New Roman"/>
+        </w:rPr>
+      </w:pPr>
+    </w:p>
+    <w:p>
+      <w:pPr>
+        <w:pStyle w:val="af9"/>
+        <w:spacing w:line="26" w:lineRule="atLeast"/>
+        <w:rPr>
+          <w:rFonts w:ascii="Times New Roman" w:hAnsi="Times New Roman" w:cs="Times New Roman"/>
+        </w:rPr>
+      </w:pPr>
+    </w:p>
+    <w:p>
+      <w:pPr>
+        <w:pStyle w:val="af9"/>
+        <w:spacing w:line="26" w:lineRule="atLeast"/>
+        <w:rPr>
+          <w:rFonts w:ascii="Times New Roman" w:hAnsi="Times New Roman" w:cs="Times New Roman"/>
+        </w:rPr>
+      </w:pPr>
+    </w:p>
+    <w:p>
+      <w:pPr>
+        <w:pStyle w:val="af9"/>
+        <w:spacing w:line="26" w:lineRule="atLeast"/>
+        <w:rPr>
+          <w:rFonts w:ascii="Times New Roman" w:hAnsi="Times New Roman" w:cs="Times New Roman"/>
+        </w:rPr>
+      </w:pPr>
+    </w:p>
+    <w:p>
+      <w:pPr>
+        <w:jc w:val="center"/>
+        <w:rPr>
+          <w:color w:val="000000"/>
+        </w:rPr>
+      </w:pPr>
+      <w:r>
+        <w:rPr>
+          <w:color w:val="000000"/>
+          <w:sz w:val="28"/>
+        </w:rPr>
+        <w:t>Красноярск, 2026</w:t>
+      </w:r>
+    </w:p>
+    <w:p>
+      <w:r>
+        <w:br w:type="page"/>
       </w:r>
     </w:p>
     <w:tbl>
@@ -3178,15 +3070,15 @@
         <w:jc w:val="center"/>
         <w:rPr>
           <w:b/>
-          <w:sz w:val="28"/>
-          <w:szCs w:val="28"/>
+          <w:sz w:val="32"/>
+          <w:szCs w:val="32"/>
         </w:rPr>
       </w:pPr>
       <w:r>
         <w:rPr>
           <w:b/>
-          <w:sz w:val="28"/>
-          <w:szCs w:val="28"/>
+          <w:sz w:val="32"/>
+          <w:szCs w:val="32"/>
         </w:rPr>
         <w:t>СОДЕРЖАНИЕ</w:t>
       </w:r>
@@ -5787,7 +5679,7 @@
     <w:p>
       <w:pPr>
         <w:pStyle w:val="af3"/>
-        <w:spacing w:before="600" w:after="600"/>
+        <w:spacing w:before="0" w:after="0"/>
         <w:outlineLvl w:val="9"/>
         <w:rPr>
           <w:rFonts w:cs="Times New Roman"/>
@@ -5815,11 +5707,15 @@
       </w:r>
       <w:bookmarkEnd w:id="3"/>
     </w:p>
+    <w:p/>
     <w:p>
       <w:pPr>
         <w:pStyle w:val="3"/>
-        <w:spacing w:before="600" w:after="600" w:line="360" w:lineRule="auto"/>
-        <w:ind w:firstLine="709"/>
+        <w:numPr>
+          <w:ilvl w:val="1"/>
+          <w:numId w:val="23"/>
+        </w:numPr>
+        <w:spacing w:before="0" w:line="360" w:lineRule="auto"/>
         <w:jc w:val="both"/>
         <w:textAlignment w:val="baseline"/>
         <w:rPr>
@@ -5830,8 +5726,7 @@
           <w:szCs w:val="28"/>
         </w:rPr>
       </w:pPr>
-      <w:bookmarkStart w:id="4" w:name="_Toc169238883"/>
-      <w:bookmarkStart w:id="5" w:name="_Toc225457480"/>
+      <w:bookmarkStart w:id="4" w:name="_Toc225457480"/>
       <w:r>
         <w:rPr>
           <w:rFonts w:ascii="Times New Roman" w:hAnsi="Times New Roman" w:cs="Times New Roman"/>
@@ -5840,31 +5735,11 @@
           <w:sz w:val="28"/>
           <w:szCs w:val="28"/>
         </w:rPr>
-        <w:t>1</w:t>
-      </w:r>
-      <w:r>
-        <w:rPr>
-          <w:rFonts w:ascii="Times New Roman" w:hAnsi="Times New Roman" w:cs="Times New Roman"/>
-          <w:b/>
-          <w:bCs/>
-          <w:sz w:val="28"/>
-          <w:szCs w:val="28"/>
-        </w:rPr>
-        <w:t xml:space="preserve">.1 </w:t>
+        <w:t>Описание предметной области</w:t>
       </w:r>
       <w:bookmarkEnd w:id="4"/>
-      <w:r>
-        <w:rPr>
-          <w:rFonts w:ascii="Times New Roman" w:hAnsi="Times New Roman" w:cs="Times New Roman"/>
-          <w:b/>
-          <w:bCs/>
-          <w:sz w:val="28"/>
-          <w:szCs w:val="28"/>
-        </w:rPr>
-        <w:t>Описание предметной области</w:t>
-      </w:r>
-      <w:bookmarkEnd w:id="5"/>
-    </w:p>
+    </w:p>
+    <w:p/>
     <w:p>
       <w:pPr>
         <w:pStyle w:val="af7"/>
@@ -6183,8 +6058,21 @@
     </w:p>
     <w:p>
       <w:pPr>
+        <w:pStyle w:val="af7"/>
+        <w:spacing w:before="0" w:beforeAutospacing="0" w:after="0" w:afterAutospacing="0" w:line="360" w:lineRule="auto"/>
+        <w:ind w:firstLine="709"/>
+        <w:jc w:val="both"/>
+        <w:rPr>
+          <w:color w:val="000000"/>
+          <w:sz w:val="28"/>
+          <w:szCs w:val="28"/>
+        </w:rPr>
+      </w:pPr>
+    </w:p>
+    <w:p>
+      <w:pPr>
         <w:pStyle w:val="3"/>
-        <w:spacing w:before="600" w:after="600" w:line="360" w:lineRule="auto"/>
+        <w:spacing w:before="0" w:line="360" w:lineRule="auto"/>
         <w:ind w:firstLine="709"/>
         <w:jc w:val="both"/>
         <w:textAlignment w:val="baseline"/>
@@ -6196,7 +6084,7 @@
           <w:szCs w:val="28"/>
         </w:rPr>
       </w:pPr>
-      <w:bookmarkStart w:id="6" w:name="_Toc225457481"/>
+      <w:bookmarkStart w:id="5" w:name="_Toc225457481"/>
       <w:r>
         <w:rPr>
           <w:rFonts w:ascii="Times New Roman" w:hAnsi="Times New Roman" w:cs="Times New Roman"/>
@@ -6207,8 +6095,9 @@
         </w:rPr>
         <w:t>1.2 Анализ существующих решений и технологий веб-разработки</w:t>
       </w:r>
-      <w:bookmarkEnd w:id="6"/>
-    </w:p>
+      <w:bookmarkEnd w:id="5"/>
+    </w:p>
+    <w:p/>
     <w:p>
       <w:pPr>
         <w:spacing w:line="360" w:lineRule="auto"/>
@@ -6221,7 +6110,7 @@
           <w:lang w:val="ru-KG"/>
         </w:rPr>
       </w:pPr>
-      <w:bookmarkStart w:id="7" w:name="_Toc169238885"/>
+      <w:bookmarkStart w:id="6" w:name="_Toc169238885"/>
       <w:r>
         <w:rPr>
           <w:color w:val="000000"/>
@@ -6251,7 +6140,7 @@
           <w:szCs w:val="28"/>
           <w:lang w:val="ru-KG"/>
         </w:rPr>
-        <w:t xml:space="preserve">Одним из наиболее известных решений является приложение Plant Nanny. Данное приложение использует игровой подход (геймификацию): пользователь «поливает» виртуальное растение, фиксируя выпитую воду. По </w:t>
+        <w:t xml:space="preserve">Одним из наиболее известных решений является приложение Plant Nanny. Данное приложение использует игровой подход (геймификацию): пользователь «поливает» виртуальное растение, фиксируя выпитую воду. По мере выполнения дневной нормы растение растёт, что повышает мотивацию </w:t>
       </w:r>
       <w:r>
         <w:rPr>
@@ -6261,7 +6150,7 @@
           <w:lang w:val="ru-KG"/>
         </w:rPr>
         <w:lastRenderedPageBreak/>
-        <w:t>мере выполнения дневной нормы растение растёт, что повышает мотивацию пользователя. Также приложение предоставляет напоминания, статистику и индивидуальные рекомендации по объёму воды .</w:t>
+        <w:t>пользователя. Также приложение предоставляет напоминания, статистику и индивидуальные рекомендации по объёму воды .</w:t>
       </w:r>
     </w:p>
     <w:p>
@@ -7082,8 +6971,42 @@
     </w:p>
     <w:p>
       <w:pPr>
+        <w:spacing w:line="360" w:lineRule="auto"/>
+        <w:jc w:val="both"/>
+        <w:rPr>
+          <w:color w:val="000000"/>
+          <w:sz w:val="28"/>
+          <w:szCs w:val="28"/>
+          <w:lang w:val="ru-KG"/>
+        </w:rPr>
+      </w:pPr>
+    </w:p>
+    <w:p>
+      <w:pPr>
+        <w:rPr>
+          <w:rFonts w:eastAsiaTheme="majorEastAsia"/>
+          <w:b/>
+          <w:bCs/>
+          <w:color w:val="243F60" w:themeColor="accent1" w:themeShade="7F"/>
+          <w:sz w:val="28"/>
+          <w:szCs w:val="28"/>
+        </w:rPr>
+      </w:pPr>
+      <w:bookmarkStart w:id="7" w:name="_Toc225457482"/>
+      <w:r>
+        <w:rPr>
+          <w:b/>
+          <w:bCs/>
+          <w:sz w:val="28"/>
+          <w:szCs w:val="28"/>
+        </w:rPr>
+        <w:br w:type="page"/>
+      </w:r>
+    </w:p>
+    <w:p>
+      <w:pPr>
         <w:pStyle w:val="3"/>
-        <w:spacing w:before="600" w:after="600" w:line="360" w:lineRule="auto"/>
+        <w:spacing w:before="0" w:line="360" w:lineRule="auto"/>
         <w:ind w:firstLine="709"/>
         <w:jc w:val="both"/>
         <w:textAlignment w:val="baseline"/>
@@ -7095,7 +7018,6 @@
           <w:szCs w:val="28"/>
         </w:rPr>
       </w:pPr>
-      <w:bookmarkStart w:id="8" w:name="_Toc225457482"/>
       <w:r>
         <w:rPr>
           <w:rFonts w:ascii="Times New Roman" w:hAnsi="Times New Roman" w:cs="Times New Roman"/>
@@ -7107,8 +7029,8 @@
         <w:lastRenderedPageBreak/>
         <w:t xml:space="preserve">1.3 </w:t>
       </w:r>
-      <w:bookmarkStart w:id="9" w:name="_Toc169238886"/>
-      <w:bookmarkEnd w:id="7"/>
+      <w:bookmarkStart w:id="8" w:name="_Toc169238886"/>
+      <w:bookmarkEnd w:id="6"/>
       <w:r>
         <w:rPr>
           <w:rFonts w:ascii="Times New Roman" w:hAnsi="Times New Roman" w:cs="Times New Roman"/>
@@ -7119,8 +7041,9 @@
         </w:rPr>
         <w:t>Требования к разрабатываемому веб-приложению</w:t>
       </w:r>
-      <w:bookmarkEnd w:id="8"/>
-    </w:p>
+      <w:bookmarkEnd w:id="7"/>
+    </w:p>
+    <w:p/>
     <w:p>
       <w:pPr>
         <w:pStyle w:val="af7"/>
@@ -7363,45 +7286,6 @@
     </w:p>
     <w:p>
       <w:pPr>
-        <w:pStyle w:val="3"/>
-        <w:spacing w:before="600" w:after="600" w:line="360" w:lineRule="auto"/>
-        <w:ind w:firstLine="709"/>
-        <w:jc w:val="both"/>
-        <w:rPr>
-          <w:rFonts w:ascii="Times New Roman" w:hAnsi="Times New Roman" w:cs="Times New Roman"/>
-          <w:b/>
-          <w:bCs/>
-          <w:sz w:val="28"/>
-          <w:szCs w:val="28"/>
-        </w:rPr>
-      </w:pPr>
-      <w:bookmarkStart w:id="10" w:name="_Toc225457483"/>
-      <w:r>
-        <w:rPr>
-          <w:rFonts w:ascii="Times New Roman" w:hAnsi="Times New Roman" w:cs="Times New Roman"/>
-          <w:b/>
-          <w:bCs/>
-          <w:sz w:val="28"/>
-          <w:szCs w:val="28"/>
-        </w:rPr>
-        <w:lastRenderedPageBreak/>
-        <w:t xml:space="preserve">1.4 </w:t>
-      </w:r>
-      <w:bookmarkEnd w:id="9"/>
-      <w:r>
-        <w:rPr>
-          <w:rFonts w:ascii="Times New Roman" w:hAnsi="Times New Roman" w:cs="Times New Roman"/>
-          <w:b/>
-          <w:bCs/>
-          <w:sz w:val="28"/>
-          <w:szCs w:val="28"/>
-        </w:rPr>
-        <w:t>Меры защиты информационной безопасности</w:t>
-      </w:r>
-      <w:bookmarkEnd w:id="10"/>
-    </w:p>
-    <w:p>
-      <w:pPr>
         <w:pStyle w:val="af7"/>
         <w:spacing w:before="0" w:beforeAutospacing="0" w:after="0" w:afterAutospacing="0" w:line="360" w:lineRule="auto"/>
         <w:ind w:firstLine="709"/>
@@ -7412,15 +7296,47 @@
           <w:szCs w:val="28"/>
         </w:rPr>
       </w:pPr>
-      <w:r>
-        <w:rPr>
-          <w:color w:val="000000"/>
-          <w:sz w:val="28"/>
-          <w:szCs w:val="28"/>
-        </w:rPr>
-        <w:t>Информационная безопасность является важной частью разработки любого веб-приложения, особенно в случаях, когда система работает с пользовательскими данными. В рамках разрабатываемого веб-приложения для учёта потребления воды необходимо обеспечить защиту персональной информации пользователей, а также предотвратить возможные угрозы несанкционированного доступа.</w:t>
-      </w:r>
-    </w:p>
+    </w:p>
+    <w:p>
+      <w:pPr>
+        <w:pStyle w:val="3"/>
+        <w:spacing w:before="0" w:line="360" w:lineRule="auto"/>
+        <w:ind w:firstLine="709"/>
+        <w:jc w:val="both"/>
+        <w:rPr>
+          <w:rFonts w:ascii="Times New Roman" w:hAnsi="Times New Roman" w:cs="Times New Roman"/>
+          <w:b/>
+          <w:bCs/>
+          <w:sz w:val="28"/>
+          <w:szCs w:val="28"/>
+        </w:rPr>
+      </w:pPr>
+      <w:bookmarkStart w:id="9" w:name="_Toc225457483"/>
+      <w:r>
+        <w:rPr>
+          <w:rFonts w:ascii="Times New Roman" w:hAnsi="Times New Roman" w:cs="Times New Roman"/>
+          <w:b/>
+          <w:bCs/>
+          <w:sz w:val="28"/>
+          <w:szCs w:val="28"/>
+        </w:rPr>
+        <w:lastRenderedPageBreak/>
+        <w:t xml:space="preserve">1.4 </w:t>
+      </w:r>
+      <w:bookmarkEnd w:id="8"/>
+      <w:r>
+        <w:rPr>
+          <w:rFonts w:ascii="Times New Roman" w:hAnsi="Times New Roman" w:cs="Times New Roman"/>
+          <w:b/>
+          <w:bCs/>
+          <w:sz w:val="28"/>
+          <w:szCs w:val="28"/>
+        </w:rPr>
+        <w:t>Меры защиты информационной безопасности</w:t>
+      </w:r>
+      <w:bookmarkEnd w:id="9"/>
+    </w:p>
+    <w:p/>
     <w:p>
       <w:pPr>
         <w:pStyle w:val="af7"/>
@@ -7439,25 +7355,7 @@
           <w:sz w:val="28"/>
           <w:szCs w:val="28"/>
         </w:rPr>
-        <w:t>Одной из основных мер безопасности является защита учётных записей пользователей. Для этого пароли не должны храниться в открытом виде — они должны сохраняться в зашифрованном (</w:t>
-      </w:r>
-      <w:proofErr w:type="spellStart"/>
-      <w:r>
-        <w:rPr>
-          <w:color w:val="000000"/>
-          <w:sz w:val="28"/>
-          <w:szCs w:val="28"/>
-        </w:rPr>
-        <w:t>хэшированном</w:t>
-      </w:r>
-      <w:proofErr w:type="spellEnd"/>
-      <w:r>
-        <w:rPr>
-          <w:color w:val="000000"/>
-          <w:sz w:val="28"/>
-          <w:szCs w:val="28"/>
-        </w:rPr>
-        <w:t>) виде с использованием специальных алгоритмов. Это позволяет снизить риск утечки данных в случае взлома системы.</w:t>
+        <w:t>Информационная безопасность является важной частью разработки любого веб-приложения, особенно в случаях, когда система работает с пользовательскими данными. В рамках разрабатываемого веб-приложения для учёта потребления воды необходимо обеспечить защиту персональной информации пользователей, а также предотвратить возможные угрозы несанкционированного доступа.</w:t>
       </w:r>
     </w:p>
     <w:p>
@@ -7478,7 +7376,25 @@
           <w:sz w:val="28"/>
           <w:szCs w:val="28"/>
         </w:rPr>
-        <w:t>Также важным элементом является реализация безопасной процедуры авторизации. Для этого могут использоваться сессии или токены, которые позволяют идентифицировать пользователя после входа в систему. При этом необходимо ограничивать доступ к данным таким образом, чтобы каждый пользователь мог видеть и изменять только свою информацию.</w:t>
+        <w:t>Одной из основных мер безопасности является защита учётных записей пользователей. Для этого пароли не должны храниться в открытом виде — они должны сохраняться в зашифрованном (</w:t>
+      </w:r>
+      <w:proofErr w:type="spellStart"/>
+      <w:r>
+        <w:rPr>
+          <w:color w:val="000000"/>
+          <w:sz w:val="28"/>
+          <w:szCs w:val="28"/>
+        </w:rPr>
+        <w:t>хэшированном</w:t>
+      </w:r>
+      <w:proofErr w:type="spellEnd"/>
+      <w:r>
+        <w:rPr>
+          <w:color w:val="000000"/>
+          <w:sz w:val="28"/>
+          <w:szCs w:val="28"/>
+        </w:rPr>
+        <w:t>) виде с использованием специальных алгоритмов. Это позволяет снизить риск утечки данных в случае взлома системы.</w:t>
       </w:r>
     </w:p>
     <w:p>
@@ -7499,7 +7415,7 @@
           <w:sz w:val="28"/>
           <w:szCs w:val="28"/>
         </w:rPr>
-        <w:t>Для защиты передаваемых данных рекомендуется использовать протокол HTTPS, который обеспечивает шифрование информации при передаче между клиентом и сервером. Это предотвращает возможность перехвата данных третьими лицами.</w:t>
+        <w:t>Также важным элементом является реализация безопасной процедуры авторизации. Для этого могут использоваться сессии или токены, которые позволяют идентифицировать пользователя после входа в систему. При этом необходимо ограничивать доступ к данным таким образом, чтобы каждый пользователь мог видеть и изменять только свою информацию.</w:t>
       </w:r>
     </w:p>
     <w:p>
@@ -7520,25 +7436,7 @@
           <w:sz w:val="28"/>
           <w:szCs w:val="28"/>
         </w:rPr>
-        <w:t xml:space="preserve">Дополнительно следует предусмотреть защиту от распространённых веб-угроз, таких как SQL-инъекции и межсайтовый </w:t>
-      </w:r>
-      <w:proofErr w:type="spellStart"/>
-      <w:r>
-        <w:rPr>
-          <w:color w:val="000000"/>
-          <w:sz w:val="28"/>
-          <w:szCs w:val="28"/>
-        </w:rPr>
-        <w:t>скриптинг</w:t>
-      </w:r>
-      <w:proofErr w:type="spellEnd"/>
-      <w:r>
-        <w:rPr>
-          <w:color w:val="000000"/>
-          <w:sz w:val="28"/>
-          <w:szCs w:val="28"/>
-        </w:rPr>
-        <w:t xml:space="preserve"> (XSS). Для этого необходимо проводить проверку и фильтрацию пользовательского ввода, а также использовать подготовленные запросы при работе с базой данных.</w:t>
+        <w:t>Для защиты передаваемых данных рекомендуется использовать протокол HTTPS, который обеспечивает шифрование информации при передаче между клиентом и сервером. Это предотвращает возможность перехвата данных третьими лицами.</w:t>
       </w:r>
     </w:p>
     <w:p>
@@ -7559,16 +7457,25 @@
           <w:sz w:val="28"/>
           <w:szCs w:val="28"/>
         </w:rPr>
-        <w:t xml:space="preserve">Не менее важным является обеспечение целостности данных. Система должна корректно обрабатывать ошибки и предотвращать потерю </w:t>
-      </w:r>
-      <w:r>
-        <w:rPr>
-          <w:color w:val="000000"/>
-          <w:sz w:val="28"/>
-          <w:szCs w:val="28"/>
-        </w:rPr>
-        <w:lastRenderedPageBreak/>
-        <w:t>информации при сбоях. Также рекомендуется реализовать механизм резервного копирования данных.</w:t>
+        <w:t xml:space="preserve">Дополнительно следует предусмотреть защиту от распространённых веб-угроз, таких как SQL-инъекции и межсайтовый </w:t>
+      </w:r>
+      <w:proofErr w:type="spellStart"/>
+      <w:r>
+        <w:rPr>
+          <w:color w:val="000000"/>
+          <w:sz w:val="28"/>
+          <w:szCs w:val="28"/>
+        </w:rPr>
+        <w:t>скриптинг</w:t>
+      </w:r>
+      <w:proofErr w:type="spellEnd"/>
+      <w:r>
+        <w:rPr>
+          <w:color w:val="000000"/>
+          <w:sz w:val="28"/>
+          <w:szCs w:val="28"/>
+        </w:rPr>
+        <w:t xml:space="preserve"> (XSS). Для этого необходимо проводить проверку и фильтрацию пользовательского ввода, а также использовать подготовленные запросы при работе с базой данных.</w:t>
       </w:r>
     </w:p>
     <w:p>
@@ -7589,6 +7496,36 @@
           <w:sz w:val="28"/>
           <w:szCs w:val="28"/>
         </w:rPr>
+        <w:t xml:space="preserve">Не менее важным является обеспечение целостности данных. Система должна корректно обрабатывать ошибки и предотвращать потерю </w:t>
+      </w:r>
+      <w:r>
+        <w:rPr>
+          <w:color w:val="000000"/>
+          <w:sz w:val="28"/>
+          <w:szCs w:val="28"/>
+        </w:rPr>
+        <w:lastRenderedPageBreak/>
+        <w:t>информации при сбоях. Также рекомендуется реализовать механизм резервного копирования данных.</w:t>
+      </w:r>
+    </w:p>
+    <w:p>
+      <w:pPr>
+        <w:pStyle w:val="af7"/>
+        <w:spacing w:before="0" w:beforeAutospacing="0" w:after="0" w:afterAutospacing="0" w:line="360" w:lineRule="auto"/>
+        <w:ind w:firstLine="709"/>
+        <w:jc w:val="both"/>
+        <w:rPr>
+          <w:color w:val="000000"/>
+          <w:sz w:val="28"/>
+          <w:szCs w:val="28"/>
+        </w:rPr>
+      </w:pPr>
+      <w:r>
+        <w:rPr>
+          <w:color w:val="000000"/>
+          <w:sz w:val="28"/>
+          <w:szCs w:val="28"/>
+        </w:rPr>
         <w:t>Таким образом, применение комплекса мер информационной безопасности позволяет обеспечить надёжную защиту пользовательских данных и стабильную работу веб-приложения, что является важным условием его успешного использования.</w:t>
       </w:r>
     </w:p>
@@ -7615,7 +7552,7 @@
     <w:p>
       <w:pPr>
         <w:pStyle w:val="10"/>
-        <w:spacing w:before="600" w:after="600"/>
+        <w:spacing w:before="0" w:after="0"/>
         <w:ind w:firstLine="709"/>
         <w:jc w:val="both"/>
         <w:rPr>
@@ -7623,7 +7560,7 @@
           <w:szCs w:val="28"/>
         </w:rPr>
       </w:pPr>
-      <w:bookmarkStart w:id="11" w:name="_Toc225457484"/>
+      <w:bookmarkStart w:id="10" w:name="_Toc225457484"/>
       <w:r>
         <w:rPr>
           <w:sz w:val="28"/>
@@ -7632,23 +7569,21 @@
         <w:lastRenderedPageBreak/>
         <w:t>2 Раздел. Проектирование и разработка веб-приложения</w:t>
       </w:r>
-      <w:bookmarkEnd w:id="11"/>
+      <w:bookmarkEnd w:id="10"/>
+    </w:p>
+    <w:p>
+      <w:pPr>
+        <w:rPr>
+          <w:lang w:eastAsia="en-US"/>
+        </w:rPr>
+      </w:pPr>
     </w:p>
     <w:p>
       <w:pPr>
         <w:pStyle w:val="20"/>
-        <w:spacing w:before="600" w:after="600" w:line="360" w:lineRule="auto"/>
+        <w:spacing w:before="0" w:line="360" w:lineRule="auto"/>
         <w:ind w:firstLine="709"/>
         <w:jc w:val="both"/>
-        <w:rPr>
-          <w:rFonts w:ascii="Times New Roman" w:hAnsi="Times New Roman" w:cs="Times New Roman"/>
-          <w:color w:val="auto"/>
-          <w:sz w:val="28"/>
-          <w:szCs w:val="28"/>
-        </w:rPr>
-      </w:pPr>
-      <w:bookmarkStart w:id="12" w:name="_Toc225457485"/>
-      <w:r>
         <w:rPr>
           <w:rStyle w:val="ae"/>
           <w:rFonts w:ascii="Times New Roman" w:hAnsi="Times New Roman" w:cs="Times New Roman"/>
@@ -7658,10 +7593,23 @@
           <w:sz w:val="28"/>
           <w:szCs w:val="28"/>
         </w:rPr>
+      </w:pPr>
+      <w:bookmarkStart w:id="11" w:name="_Toc225457485"/>
+      <w:r>
+        <w:rPr>
+          <w:rStyle w:val="ae"/>
+          <w:rFonts w:ascii="Times New Roman" w:hAnsi="Times New Roman" w:cs="Times New Roman"/>
+          <w:b/>
+          <w:bCs/>
+          <w:color w:val="000000"/>
+          <w:sz w:val="28"/>
+          <w:szCs w:val="28"/>
+        </w:rPr>
         <w:t>2.1 Проектирование архитектуры веб-приложения</w:t>
       </w:r>
-      <w:bookmarkEnd w:id="12"/>
-    </w:p>
+      <w:bookmarkEnd w:id="11"/>
+    </w:p>
+    <w:p/>
     <w:p>
       <w:pPr>
         <w:spacing w:line="360" w:lineRule="auto"/>
@@ -7748,7 +7696,6 @@
           <w:szCs w:val="28"/>
           <w:lang w:val="en-US"/>
         </w:rPr>
-        <w:lastRenderedPageBreak/>
         <w:drawing>
           <wp:inline distT="0" distB="0" distL="0" distR="0">
             <wp:extent cx="3022600" cy="2565400"/>
@@ -7809,24 +7756,30 @@
           <w:sz w:val="28"/>
           <w:szCs w:val="28"/>
         </w:rPr>
+        <w:lastRenderedPageBreak/>
         <w:t>Рисунок 1-структура проекта</w:t>
       </w:r>
     </w:p>
     <w:p>
       <w:pPr>
-        <w:pStyle w:val="20"/>
-        <w:spacing w:before="600" w:after="600" w:line="360" w:lineRule="auto"/>
+        <w:pStyle w:val="af7"/>
+        <w:spacing w:before="0" w:beforeAutospacing="0" w:after="0" w:afterAutospacing="0" w:line="360" w:lineRule="auto"/>
         <w:ind w:firstLine="709"/>
         <w:jc w:val="both"/>
-        <w:rPr>
-          <w:rFonts w:ascii="Times New Roman" w:hAnsi="Times New Roman" w:cs="Times New Roman"/>
-          <w:color w:val="000000"/>
-          <w:sz w:val="28"/>
-          <w:szCs w:val="28"/>
-        </w:rPr>
-      </w:pPr>
-      <w:bookmarkStart w:id="13" w:name="_Toc225457486"/>
-      <w:r>
+        <w:outlineLvl w:val="1"/>
+        <w:rPr>
+          <w:color w:val="000000"/>
+          <w:sz w:val="28"/>
+          <w:szCs w:val="28"/>
+        </w:rPr>
+      </w:pPr>
+    </w:p>
+    <w:p>
+      <w:pPr>
+        <w:pStyle w:val="20"/>
+        <w:spacing w:before="0" w:line="360" w:lineRule="auto"/>
+        <w:ind w:firstLine="709"/>
+        <w:jc w:val="both"/>
         <w:rPr>
           <w:rStyle w:val="ae"/>
           <w:rFonts w:ascii="Times New Roman" w:hAnsi="Times New Roman" w:cs="Times New Roman"/>
@@ -7836,10 +7789,24 @@
           <w:sz w:val="28"/>
           <w:szCs w:val="28"/>
         </w:rPr>
+      </w:pPr>
+      <w:bookmarkStart w:id="12" w:name="_Toc225457486"/>
+      <w:r>
+        <w:rPr>
+          <w:rStyle w:val="ae"/>
+          <w:rFonts w:ascii="Times New Roman" w:hAnsi="Times New Roman" w:cs="Times New Roman"/>
+          <w:b/>
+          <w:bCs/>
+          <w:color w:val="000000"/>
+          <w:sz w:val="28"/>
+          <w:szCs w:val="28"/>
+        </w:rPr>
         <w:t>2.2 Проектирование структуры данных</w:t>
       </w:r>
-      <w:bookmarkEnd w:id="13"/>
-    </w:p>
+      <w:bookmarkEnd w:id="12"/>
+    </w:p>
+    <w:p/>
+    <w:p/>
     <w:p>
       <w:pPr>
         <w:spacing w:line="360" w:lineRule="auto"/>
@@ -7903,7 +7870,6 @@
           <w:szCs w:val="28"/>
           <w:lang w:val="ru-KG"/>
         </w:rPr>
-        <w:lastRenderedPageBreak/>
         <w:drawing>
           <wp:inline distT="0" distB="0" distL="0" distR="0" wp14:anchorId="689AA197" wp14:editId="0F36184B">
             <wp:extent cx="5939790" cy="1574165"/>
@@ -7983,18 +7949,9 @@
     <w:p>
       <w:pPr>
         <w:pStyle w:val="20"/>
-        <w:spacing w:before="600" w:after="600" w:line="360" w:lineRule="auto"/>
+        <w:spacing w:before="0" w:line="360" w:lineRule="auto"/>
         <w:ind w:firstLine="709"/>
         <w:jc w:val="both"/>
-        <w:rPr>
-          <w:rFonts w:ascii="Times New Roman" w:hAnsi="Times New Roman" w:cs="Times New Roman"/>
-          <w:color w:val="000000"/>
-          <w:sz w:val="28"/>
-          <w:szCs w:val="28"/>
-        </w:rPr>
-      </w:pPr>
-      <w:bookmarkStart w:id="14" w:name="_Toc225457487"/>
-      <w:r>
         <w:rPr>
           <w:rStyle w:val="ae"/>
           <w:rFonts w:ascii="Times New Roman" w:hAnsi="Times New Roman" w:cs="Times New Roman"/>
@@ -8004,10 +7961,23 @@
           <w:sz w:val="28"/>
           <w:szCs w:val="28"/>
         </w:rPr>
+      </w:pPr>
+      <w:bookmarkStart w:id="13" w:name="_Toc225457487"/>
+      <w:r>
+        <w:rPr>
+          <w:rStyle w:val="ae"/>
+          <w:rFonts w:ascii="Times New Roman" w:hAnsi="Times New Roman" w:cs="Times New Roman"/>
+          <w:b/>
+          <w:bCs/>
+          <w:color w:val="000000"/>
+          <w:sz w:val="28"/>
+          <w:szCs w:val="28"/>
+        </w:rPr>
         <w:t>2.3 Реализация клиентской части</w:t>
       </w:r>
-      <w:bookmarkEnd w:id="14"/>
-    </w:p>
+      <w:bookmarkEnd w:id="13"/>
+    </w:p>
+    <w:p/>
     <w:p>
       <w:pPr>
         <w:spacing w:line="360" w:lineRule="auto"/>
@@ -8049,6 +8019,7 @@
           <w:szCs w:val="28"/>
           <w:lang w:val="ru-KG"/>
         </w:rPr>
+        <w:lastRenderedPageBreak/>
         <w:t>На странице регистрации пользователь может создать новую учётную запись, введя логин и пароль. Страница входа позволяет авторизоваться в системе и получить доступ к функционалу приложения. Примеры этих страниц представлены на рисунках 3</w:t>
       </w:r>
       <w:r>
@@ -8080,7 +8051,6 @@
           <w:szCs w:val="28"/>
           <w:lang w:val="ru-KG"/>
         </w:rPr>
-        <w:lastRenderedPageBreak/>
         <w:drawing>
           <wp:inline distT="0" distB="0" distL="0" distR="0">
             <wp:extent cx="3246120" cy="3365088"/>
@@ -8165,6 +8135,7 @@
           <w:szCs w:val="28"/>
           <w:lang w:val="ru-KG"/>
         </w:rPr>
+        <w:lastRenderedPageBreak/>
         <w:drawing>
           <wp:inline distT="0" distB="0" distL="0" distR="0">
             <wp:extent cx="3136900" cy="4064000"/>
@@ -8544,7 +8515,7 @@
           <w:szCs w:val="28"/>
         </w:rPr>
       </w:pPr>
-      <w:bookmarkStart w:id="15" w:name="_Toc225457488"/>
+      <w:bookmarkStart w:id="14" w:name="_Toc225457488"/>
       <w:r>
         <w:rPr>
           <w:rStyle w:val="ae"/>
@@ -8570,7 +8541,7 @@
         </w:rPr>
         <w:t>PHP</w:t>
       </w:r>
-      <w:bookmarkEnd w:id="15"/>
+      <w:bookmarkEnd w:id="14"/>
     </w:p>
     <w:p>
       <w:pPr>
@@ -8747,18 +8718,9 @@
     <w:p>
       <w:pPr>
         <w:pStyle w:val="20"/>
-        <w:spacing w:before="600" w:after="600" w:line="360" w:lineRule="auto"/>
+        <w:spacing w:before="0" w:line="360" w:lineRule="auto"/>
         <w:ind w:firstLine="709"/>
         <w:jc w:val="both"/>
-        <w:rPr>
-          <w:rFonts w:ascii="Times New Roman" w:hAnsi="Times New Roman" w:cs="Times New Roman"/>
-          <w:color w:val="000000"/>
-          <w:sz w:val="28"/>
-          <w:szCs w:val="28"/>
-        </w:rPr>
-      </w:pPr>
-      <w:bookmarkStart w:id="16" w:name="_Toc225457489"/>
-      <w:r>
         <w:rPr>
           <w:rStyle w:val="ae"/>
           <w:rFonts w:ascii="Times New Roman" w:hAnsi="Times New Roman" w:cs="Times New Roman"/>
@@ -8768,11 +8730,24 @@
           <w:sz w:val="28"/>
           <w:szCs w:val="28"/>
         </w:rPr>
+      </w:pPr>
+      <w:bookmarkStart w:id="15" w:name="_Toc225457489"/>
+      <w:r>
+        <w:rPr>
+          <w:rStyle w:val="ae"/>
+          <w:rFonts w:ascii="Times New Roman" w:hAnsi="Times New Roman" w:cs="Times New Roman"/>
+          <w:b/>
+          <w:bCs/>
+          <w:color w:val="000000"/>
+          <w:sz w:val="28"/>
+          <w:szCs w:val="28"/>
+        </w:rPr>
         <w:lastRenderedPageBreak/>
         <w:t>2.5 Реализация взаимодействия с использованием AJAX</w:t>
       </w:r>
-      <w:bookmarkEnd w:id="16"/>
-    </w:p>
+      <w:bookmarkEnd w:id="15"/>
+    </w:p>
+    <w:p/>
     <w:p>
       <w:pPr>
         <w:spacing w:line="360" w:lineRule="auto"/>
@@ -8946,18 +8921,9 @@
     <w:p>
       <w:pPr>
         <w:pStyle w:val="20"/>
-        <w:spacing w:before="600" w:after="600" w:line="360" w:lineRule="auto"/>
+        <w:spacing w:before="0" w:line="360" w:lineRule="auto"/>
         <w:ind w:firstLine="709"/>
         <w:jc w:val="both"/>
-        <w:rPr>
-          <w:rFonts w:ascii="Times New Roman" w:hAnsi="Times New Roman" w:cs="Times New Roman"/>
-          <w:color w:val="000000"/>
-          <w:sz w:val="28"/>
-          <w:szCs w:val="28"/>
-        </w:rPr>
-      </w:pPr>
-      <w:bookmarkStart w:id="17" w:name="_Toc225457490"/>
-      <w:r>
         <w:rPr>
           <w:rStyle w:val="ae"/>
           <w:rFonts w:ascii="Times New Roman" w:hAnsi="Times New Roman" w:cs="Times New Roman"/>
@@ -8967,10 +8933,23 @@
           <w:sz w:val="28"/>
           <w:szCs w:val="28"/>
         </w:rPr>
+      </w:pPr>
+      <w:bookmarkStart w:id="16" w:name="_Toc225457490"/>
+      <w:r>
+        <w:rPr>
+          <w:rStyle w:val="ae"/>
+          <w:rFonts w:ascii="Times New Roman" w:hAnsi="Times New Roman" w:cs="Times New Roman"/>
+          <w:b/>
+          <w:bCs/>
+          <w:color w:val="000000"/>
+          <w:sz w:val="28"/>
+          <w:szCs w:val="28"/>
+        </w:rPr>
         <w:t>2.6 Тестирование и отладка веб-приложения</w:t>
       </w:r>
-      <w:bookmarkEnd w:id="17"/>
-    </w:p>
+      <w:bookmarkEnd w:id="16"/>
+    </w:p>
+    <w:p/>
     <w:p>
       <w:pPr>
         <w:pStyle w:val="af7"/>
@@ -8983,7 +8962,7 @@
           <w:szCs w:val="28"/>
         </w:rPr>
       </w:pPr>
-      <w:bookmarkStart w:id="18" w:name="_Toc224040915"/>
+      <w:bookmarkStart w:id="17" w:name="_Toc224040915"/>
       <w:r>
         <w:rPr>
           <w:color w:val="000000"/>
@@ -9047,16 +9026,7 @@
           <w:sz w:val="28"/>
           <w:szCs w:val="28"/>
         </w:rPr>
-        <w:t xml:space="preserve">. Такой подход позволил обойтись без установки </w:t>
-      </w:r>
-      <w:r>
-        <w:rPr>
-          <w:color w:val="000000"/>
-          <w:sz w:val="28"/>
-          <w:szCs w:val="28"/>
-        </w:rPr>
-        <w:lastRenderedPageBreak/>
-        <w:t>дополнительных программ для локального тестирования, обеспечивая быстрый запуск и удобный контроль работы приложения.</w:t>
+        <w:t>. Такой подход позволил обойтись без установки дополнительных программ для локального тестирования, обеспечивая быстрый запуск и удобный контроль работы приложения.</w:t>
       </w:r>
     </w:p>
     <w:p>
@@ -9077,6 +9047,7 @@
           <w:sz w:val="28"/>
           <w:szCs w:val="28"/>
         </w:rPr>
+        <w:lastRenderedPageBreak/>
         <w:t>Проверка функционала проводилась в браузере по адресу</w:t>
       </w:r>
       <w:r>
@@ -9088,6 +9059,7 @@
         </w:rPr>
         <w:t> </w:t>
       </w:r>
+      <w:proofErr w:type="spellStart"/>
       <w:r>
         <w:rPr>
           <w:rStyle w:val="HTML"/>
@@ -9096,7 +9068,18 @@
           <w:sz w:val="28"/>
           <w:szCs w:val="28"/>
         </w:rPr>
-        <w:t>http://localhost:8000</w:t>
+        <w:t>http</w:t>
+      </w:r>
+      <w:proofErr w:type="spellEnd"/>
+      <w:r>
+        <w:rPr>
+          <w:rStyle w:val="HTML"/>
+          <w:rFonts w:ascii="Times New Roman" w:hAnsi="Times New Roman" w:cs="Times New Roman"/>
+          <w:color w:val="000000"/>
+          <w:sz w:val="28"/>
+          <w:szCs w:val="28"/>
+        </w:rPr>
+        <w:t>://localhost:8000</w:t>
       </w:r>
       <w:r>
         <w:rPr>
@@ -9257,7 +9240,7 @@
     <w:p>
       <w:pPr>
         <w:pStyle w:val="af3"/>
-        <w:spacing w:before="600" w:after="600"/>
+        <w:spacing w:before="0" w:after="0"/>
         <w:outlineLvl w:val="0"/>
         <w:rPr>
           <w:rFonts w:cs="Times New Roman"/>
@@ -9265,7 +9248,7 @@
           <w:szCs w:val="28"/>
         </w:rPr>
       </w:pPr>
-      <w:bookmarkStart w:id="19" w:name="_Toc225457491"/>
+      <w:bookmarkStart w:id="18" w:name="_Toc225457491"/>
       <w:r>
         <w:rPr>
           <w:rFonts w:cs="Times New Roman"/>
@@ -9275,40 +9258,42 @@
         <w:lastRenderedPageBreak/>
         <w:t>3 Раздел. Экономическая часть</w:t>
       </w:r>
+      <w:bookmarkEnd w:id="17"/>
       <w:bookmarkEnd w:id="18"/>
+    </w:p>
+    <w:p/>
+    <w:p>
+      <w:pPr>
+        <w:pStyle w:val="af5"/>
+        <w:spacing w:before="0" w:after="0"/>
+        <w:outlineLvl w:val="1"/>
+        <w:rPr>
+          <w:rFonts w:cs="Times New Roman"/>
+          <w:szCs w:val="28"/>
+        </w:rPr>
+      </w:pPr>
+      <w:bookmarkStart w:id="19" w:name="_Toc169238895"/>
+      <w:bookmarkStart w:id="20" w:name="_Toc224040916"/>
+      <w:bookmarkStart w:id="21" w:name="_Toc225457492"/>
+      <w:r>
+        <w:rPr>
+          <w:rFonts w:cs="Times New Roman"/>
+          <w:szCs w:val="28"/>
+        </w:rPr>
+        <w:t xml:space="preserve">3.1 </w:t>
+      </w:r>
       <w:bookmarkEnd w:id="19"/>
-    </w:p>
-    <w:p>
-      <w:pPr>
-        <w:pStyle w:val="af5"/>
-        <w:spacing w:before="600" w:after="600"/>
-        <w:outlineLvl w:val="1"/>
+      <w:r>
         <w:rPr>
           <w:rFonts w:cs="Times New Roman"/>
           <w:szCs w:val="28"/>
         </w:rPr>
-      </w:pPr>
-      <w:bookmarkStart w:id="20" w:name="_Toc169238895"/>
-      <w:bookmarkStart w:id="21" w:name="_Toc224040916"/>
-      <w:bookmarkStart w:id="22" w:name="_Toc225457492"/>
-      <w:r>
-        <w:rPr>
-          <w:rFonts w:cs="Times New Roman"/>
-          <w:szCs w:val="28"/>
-        </w:rPr>
-        <w:t xml:space="preserve">3.1 </w:t>
+        <w:t>Определение трудоёмкости разработки</w:t>
       </w:r>
       <w:bookmarkEnd w:id="20"/>
-      <w:r>
-        <w:rPr>
-          <w:rFonts w:cs="Times New Roman"/>
-          <w:szCs w:val="28"/>
-        </w:rPr>
-        <w:t>Определение трудоёмкости разработки</w:t>
-      </w:r>
       <w:bookmarkEnd w:id="21"/>
-      <w:bookmarkEnd w:id="22"/>
-    </w:p>
+    </w:p>
+    <w:p/>
     <w:p>
       <w:pPr>
         <w:spacing w:line="360" w:lineRule="auto"/>
@@ -9319,7 +9304,7 @@
           <w:szCs w:val="28"/>
         </w:rPr>
       </w:pPr>
-      <w:bookmarkStart w:id="23" w:name="bookmark98"/>
+      <w:bookmarkStart w:id="22" w:name="bookmark98"/>
       <w:r>
         <w:rPr>
           <w:sz w:val="28"/>
@@ -9357,7 +9342,7 @@
         </w:rPr>
       </w:pPr>
     </w:p>
-    <w:bookmarkEnd w:id="23"/>
+    <w:bookmarkEnd w:id="22"/>
     <w:p>
       <w:pPr>
         <w:pStyle w:val="afe"/>
@@ -10418,7 +10403,7 @@
           <w:szCs w:val="28"/>
         </w:rPr>
       </w:pPr>
-      <w:bookmarkStart w:id="24" w:name="bookmark113"/>
+      <w:bookmarkStart w:id="23" w:name="bookmark113"/>
       <w:r>
         <w:rPr>
           <w:sz w:val="28"/>
@@ -10453,51 +10438,63 @@
         <w:ind w:firstLine="709"/>
         <w:jc w:val="both"/>
         <w:rPr>
+          <w:sz w:val="28"/>
+          <w:szCs w:val="28"/>
+        </w:rPr>
+      </w:pPr>
+      <w:r>
+        <w:rPr>
+          <w:sz w:val="28"/>
+          <w:szCs w:val="28"/>
+        </w:rPr>
+        <w:t>150 / 160 ≈ 0,94 человеко-месяца</w:t>
+      </w:r>
+    </w:p>
+    <w:p>
+      <w:pPr>
+        <w:pStyle w:val="af7"/>
+        <w:spacing w:before="0" w:beforeAutospacing="0" w:after="0" w:afterAutospacing="0" w:line="360" w:lineRule="auto"/>
+        <w:ind w:firstLine="709"/>
+        <w:jc w:val="both"/>
+        <w:rPr>
           <w:rStyle w:val="35"/>
           <w:b w:val="0"/>
           <w:bCs w:val="0"/>
         </w:rPr>
       </w:pPr>
-      <w:r>
-        <w:rPr>
-          <w:sz w:val="28"/>
-          <w:szCs w:val="28"/>
-        </w:rPr>
-        <w:t>150 / 160 ≈ 0,94 человеко-месяца</w:t>
-      </w:r>
     </w:p>
     <w:p>
       <w:pPr>
         <w:pStyle w:val="af5"/>
-        <w:spacing w:before="600" w:after="600"/>
+        <w:spacing w:before="0" w:after="0"/>
         <w:outlineLvl w:val="1"/>
         <w:rPr>
           <w:rFonts w:cs="Times New Roman"/>
           <w:szCs w:val="28"/>
         </w:rPr>
       </w:pPr>
-      <w:bookmarkStart w:id="25" w:name="_Toc169238896"/>
-      <w:bookmarkStart w:id="26" w:name="_Toc224040917"/>
-      <w:bookmarkStart w:id="27" w:name="_Toc225457493"/>
+      <w:bookmarkStart w:id="24" w:name="_Toc169238896"/>
+      <w:bookmarkStart w:id="25" w:name="_Toc224040917"/>
+      <w:bookmarkStart w:id="26" w:name="_Toc225457493"/>
       <w:r>
         <w:rPr>
           <w:rFonts w:cs="Times New Roman"/>
           <w:szCs w:val="28"/>
         </w:rPr>
-        <w:lastRenderedPageBreak/>
         <w:t xml:space="preserve">3.2 </w:t>
       </w:r>
+      <w:bookmarkEnd w:id="24"/>
+      <w:r>
+        <w:rPr>
+          <w:rFonts w:cs="Times New Roman"/>
+          <w:szCs w:val="28"/>
+        </w:rPr>
+        <w:t>Расчёт себестоимости программного продукта</w:t>
+      </w:r>
       <w:bookmarkEnd w:id="25"/>
-      <w:r>
-        <w:rPr>
-          <w:rFonts w:cs="Times New Roman"/>
-          <w:szCs w:val="28"/>
-        </w:rPr>
-        <w:t>Расчёт себестоимости программного продукта</w:t>
-      </w:r>
       <w:bookmarkEnd w:id="26"/>
-      <w:bookmarkEnd w:id="27"/>
-    </w:p>
+    </w:p>
+    <w:p/>
     <w:p>
       <w:pPr>
         <w:pStyle w:val="af7"/>
@@ -10560,6 +10557,7 @@
           <w:sz w:val="28"/>
           <w:szCs w:val="28"/>
         </w:rPr>
+        <w:lastRenderedPageBreak/>
         <w:t>Трудовые затраты</w:t>
       </w:r>
     </w:p>
@@ -11037,7 +11035,6 @@
           <w:sz w:val="28"/>
           <w:szCs w:val="28"/>
         </w:rPr>
-        <w:lastRenderedPageBreak/>
         <w:t>Включают:</w:t>
       </w:r>
     </w:p>
@@ -11411,7 +11408,7 @@
         <w:t xml:space="preserve"> руб.</w:t>
       </w:r>
     </w:p>
-    <w:bookmarkEnd w:id="24"/>
+    <w:bookmarkEnd w:id="23"/>
     <w:p>
       <w:pPr>
         <w:pStyle w:val="afe"/>
@@ -12077,7 +12074,7 @@
           <w:szCs w:val="28"/>
         </w:rPr>
       </w:pPr>
-      <w:bookmarkStart w:id="28" w:name="bookmark116"/>
+      <w:bookmarkStart w:id="27" w:name="bookmark116"/>
       <w:r>
         <w:rPr>
           <w:sz w:val="28"/>
@@ -12219,6 +12216,7 @@
           <w:sz w:val="28"/>
           <w:szCs w:val="28"/>
         </w:rPr>
+        <w:lastRenderedPageBreak/>
         <w:t xml:space="preserve">102 760 </w:t>
       </w:r>
       <w:r>
@@ -12259,15 +12257,26 @@
     </w:p>
     <w:p>
       <w:pPr>
+        <w:spacing w:line="360" w:lineRule="auto"/>
+        <w:jc w:val="center"/>
+        <w:rPr>
+          <w:sz w:val="28"/>
+          <w:szCs w:val="28"/>
+        </w:rPr>
+      </w:pPr>
+    </w:p>
+    <w:p>
+      <w:pPr>
         <w:pStyle w:val="af5"/>
+        <w:spacing w:before="0" w:after="0"/>
         <w:outlineLvl w:val="1"/>
         <w:rPr>
           <w:rFonts w:cs="Times New Roman"/>
           <w:szCs w:val="28"/>
         </w:rPr>
       </w:pPr>
-      <w:bookmarkStart w:id="29" w:name="_Toc224040918"/>
-      <w:bookmarkStart w:id="30" w:name="_Toc225457494"/>
+      <w:bookmarkStart w:id="28" w:name="_Toc224040918"/>
+      <w:bookmarkStart w:id="29" w:name="_Toc225457494"/>
       <w:r>
         <w:rPr>
           <w:rFonts w:cs="Times New Roman"/>
@@ -12275,10 +12284,11 @@
         </w:rPr>
         <w:t>3.3 Расчёт годового экономического эффекта</w:t>
       </w:r>
+      <w:bookmarkEnd w:id="28"/>
       <w:bookmarkEnd w:id="29"/>
-      <w:bookmarkEnd w:id="30"/>
-    </w:p>
-    <w:bookmarkEnd w:id="28"/>
+    </w:p>
+    <w:p/>
+    <w:bookmarkEnd w:id="27"/>
     <w:p>
       <w:pPr>
         <w:spacing w:line="360" w:lineRule="auto"/>
@@ -12675,26 +12685,38 @@
     </w:p>
     <w:p>
       <w:pPr>
+        <w:spacing w:line="360" w:lineRule="auto"/>
+        <w:ind w:firstLine="709"/>
+        <w:jc w:val="both"/>
+        <w:rPr>
+          <w:sz w:val="28"/>
+          <w:szCs w:val="28"/>
+        </w:rPr>
+      </w:pPr>
+    </w:p>
+    <w:p>
+      <w:pPr>
         <w:pStyle w:val="af5"/>
+        <w:spacing w:before="0" w:after="0"/>
         <w:outlineLvl w:val="1"/>
         <w:rPr>
           <w:rFonts w:cs="Times New Roman"/>
           <w:szCs w:val="28"/>
         </w:rPr>
       </w:pPr>
-      <w:bookmarkStart w:id="31" w:name="_Toc224040919"/>
-      <w:bookmarkStart w:id="32" w:name="_Toc225457495"/>
+      <w:bookmarkStart w:id="30" w:name="_Toc224040919"/>
+      <w:bookmarkStart w:id="31" w:name="_Toc225457495"/>
       <w:r>
         <w:rPr>
           <w:rFonts w:cs="Times New Roman"/>
           <w:szCs w:val="28"/>
         </w:rPr>
-        <w:lastRenderedPageBreak/>
         <w:t>3.4 Определение срока окупаемости</w:t>
       </w:r>
+      <w:bookmarkEnd w:id="30"/>
       <w:bookmarkEnd w:id="31"/>
-      <w:bookmarkEnd w:id="32"/>
-    </w:p>
+    </w:p>
+    <w:p/>
     <w:p>
       <w:pPr>
         <w:spacing w:line="360" w:lineRule="auto"/>
@@ -12846,6 +12868,7 @@
           <w:sz w:val="28"/>
           <w:szCs w:val="28"/>
         </w:rPr>
+        <w:lastRenderedPageBreak/>
         <w:t xml:space="preserve">Если считать по цене с прибылью (118 800 </w:t>
       </w:r>
       <w:proofErr w:type="spellStart"/>
@@ -13004,7 +13027,7 @@
         </w:rPr>
         <w:br w:type="page"/>
       </w:r>
-      <w:bookmarkStart w:id="33" w:name="_Toc225457496"/>
+      <w:bookmarkStart w:id="32" w:name="_Toc225457496"/>
       <w:r>
         <w:rPr>
           <w:rStyle w:val="ae"/>
@@ -13017,7 +13040,7 @@
         <w:lastRenderedPageBreak/>
         <w:t>ЗАКЛЮЧЕНИЕ</w:t>
       </w:r>
-      <w:bookmarkEnd w:id="33"/>
+      <w:bookmarkEnd w:id="32"/>
     </w:p>
     <w:p>
       <w:pPr>
@@ -13173,7 +13196,7 @@
           <w:szCs w:val="28"/>
         </w:rPr>
       </w:pPr>
-      <w:bookmarkStart w:id="34" w:name="_Toc225457497"/>
+      <w:bookmarkStart w:id="33" w:name="_Toc225457497"/>
       <w:r>
         <w:rPr>
           <w:rStyle w:val="ae"/>
@@ -13186,7 +13209,7 @@
         <w:lastRenderedPageBreak/>
         <w:t>СПИСОК ИСПОЛЬЗОВАННЫХ ИСТОЧНИКОВ</w:t>
       </w:r>
-      <w:bookmarkEnd w:id="34"/>
+      <w:bookmarkEnd w:id="33"/>
     </w:p>
     <w:p>
       <w:pPr>
@@ -13225,7 +13248,25 @@
           <w:sz w:val="28"/>
           <w:szCs w:val="28"/>
         </w:rPr>
-        <w:t xml:space="preserve"> язык программирования PHP в интерактивной онлайн среде. Десятки заданий прямо в браузере с поддержкой ИИ-ассистента – URL: https://code-basics.com/ru/languages/php (Дата обращения: 20.03.2026)</w:t>
+        <w:t xml:space="preserve"> язык программирования PHP в интерактивной онлайн среде. Десятки заданий прямо в браузере с поддержкой ИИ-ассистента – URL: </w:t>
+      </w:r>
+      <w:hyperlink r:id="rId20" w:history="1">
+        <w:r>
+          <w:rPr>
+            <w:rStyle w:val="aa"/>
+            <w:sz w:val="28"/>
+            <w:szCs w:val="28"/>
+          </w:rPr>
+          <w:t>https://code-basics.com/ru/languages/php</w:t>
+        </w:r>
+      </w:hyperlink>
+      <w:r>
+        <w:rPr>
+          <w:color w:val="000000"/>
+          <w:sz w:val="28"/>
+          <w:szCs w:val="28"/>
+        </w:rPr>
+        <w:t xml:space="preserve"> (Дата обращения: 20.03.2026)</w:t>
       </w:r>
     </w:p>
     <w:p>
@@ -13247,25 +13288,37 @@
           <w:sz w:val="28"/>
           <w:szCs w:val="28"/>
         </w:rPr>
-        <w:t xml:space="preserve">PHP: Руководство по безопасности [Электронный ресурс]. — </w:t>
-      </w:r>
-      <w:proofErr w:type="gramStart"/>
-      <w:r>
-        <w:rPr>
-          <w:color w:val="000000"/>
-          <w:sz w:val="28"/>
-          <w:szCs w:val="28"/>
-        </w:rPr>
-        <w:t>URL:https://www.php.net/manual/ru/security.php</w:t>
-      </w:r>
-      <w:proofErr w:type="gramEnd"/>
-      <w:r>
-        <w:rPr>
-          <w:color w:val="000000"/>
-          <w:sz w:val="28"/>
-          <w:szCs w:val="28"/>
-        </w:rPr>
-        <w:t xml:space="preserve"> (дата обращения: 20.03.2026).</w:t>
+        <w:t>PHP: Руководство по безопасности [Электронный ресурс]. — URL:https://www.php.net/manual/ru/security.php (дата обращения: 20.03.2026).</w:t>
+      </w:r>
+      <w:proofErr w:type="spellStart"/>
+      <w:r>
+        <w:fldChar w:fldCharType="begin"/>
+      </w:r>
+      <w:r>
+        <w:instrText>HYPERLINK "https://www.php.net/manual/ru/security.php"</w:instrText>
+      </w:r>
+      <w:r>
+        <w:fldChar w:fldCharType="separate"/>
+      </w:r>
+      <w:r>
+        <w:rPr>
+          <w:rStyle w:val="aa"/>
+          <w:sz w:val="28"/>
+          <w:szCs w:val="28"/>
+        </w:rPr>
+        <w:t>https</w:t>
+      </w:r>
+      <w:proofErr w:type="spellEnd"/>
+      <w:r>
+        <w:rPr>
+          <w:rStyle w:val="aa"/>
+          <w:sz w:val="28"/>
+          <w:szCs w:val="28"/>
+        </w:rPr>
+        <w:t>://www.php.net/manual/ru/security.php</w:t>
+      </w:r>
+      <w:r>
+        <w:fldChar w:fldCharType="end"/>
       </w:r>
     </w:p>
     <w:p>
@@ -13320,8 +13373,18 @@
           <w:sz w:val="28"/>
           <w:szCs w:val="28"/>
         </w:rPr>
-        <w:t xml:space="preserve"> https://sberanalytics.ru/researches/IT-salaries-2025</w:t>
-      </w:r>
+        <w:t xml:space="preserve"> </w:t>
+      </w:r>
+      <w:hyperlink r:id="rId21" w:history="1">
+        <w:r>
+          <w:rPr>
+            <w:rStyle w:val="aa"/>
+            <w:sz w:val="28"/>
+            <w:szCs w:val="28"/>
+          </w:rPr>
+          <w:t>https://sberanalytics.ru/researches/IT-salaries-2025</w:t>
+        </w:r>
+      </w:hyperlink>
       <w:r>
         <w:rPr>
           <w:color w:val="000000"/>
@@ -13350,7 +13413,25 @@
           <w:sz w:val="28"/>
           <w:szCs w:val="28"/>
         </w:rPr>
-        <w:t>OpenAI. ChatGPT [Электронный ресурс]. URL: https://chatgpt.com/ (</w:t>
+        <w:t xml:space="preserve">OpenAI. ChatGPT [Электронный ресурс]. URL: </w:t>
+      </w:r>
+      <w:hyperlink r:id="rId22" w:history="1">
+        <w:r>
+          <w:rPr>
+            <w:rStyle w:val="aa"/>
+            <w:sz w:val="28"/>
+            <w:szCs w:val="28"/>
+          </w:rPr>
+          <w:t>https://chatgpt.com/</w:t>
+        </w:r>
+      </w:hyperlink>
+      <w:r>
+        <w:rPr>
+          <w:color w:val="000000"/>
+          <w:sz w:val="28"/>
+          <w:szCs w:val="28"/>
+        </w:rPr>
+        <w:t xml:space="preserve"> (</w:t>
       </w:r>
       <w:proofErr w:type="spellStart"/>
       <w:r>
@@ -13404,7 +13485,24 @@
           <w:sz w:val="28"/>
           <w:szCs w:val="28"/>
         </w:rPr>
-        <w:t>: Сервер дистанционного обучения - URL: https://kkotip-distant.ru/ (Дата обращения: 21.03.2026).</w:t>
+        <w:t xml:space="preserve">: Сервер дистанционного обучения - URL: </w:t>
+      </w:r>
+      <w:hyperlink r:id="rId23" w:history="1">
+        <w:r>
+          <w:rPr>
+            <w:rStyle w:val="aa"/>
+            <w:sz w:val="28"/>
+            <w:szCs w:val="28"/>
+          </w:rPr>
+          <w:t>https://kkotip-distant.ru/</w:t>
+        </w:r>
+      </w:hyperlink>
+      <w:r>
+        <w:rPr>
+          <w:sz w:val="28"/>
+          <w:szCs w:val="28"/>
+        </w:rPr>
+        <w:t xml:space="preserve"> (Дата обращения: 21.03.2026).</w:t>
       </w:r>
     </w:p>
     <w:p>
@@ -13439,8 +13537,8 @@
           <w:szCs w:val="28"/>
         </w:rPr>
       </w:pPr>
-      <w:bookmarkStart w:id="35" w:name="_Toc224040922"/>
-      <w:bookmarkStart w:id="36" w:name="_Toc225457498"/>
+      <w:bookmarkStart w:id="34" w:name="_Toc224040922"/>
+      <w:bookmarkStart w:id="35" w:name="_Toc225457498"/>
       <w:r>
         <w:rPr>
           <w:sz w:val="28"/>
@@ -13449,8 +13547,8 @@
         <w:lastRenderedPageBreak/>
         <w:t>ПРИЛОЖЕНИЕ А</w:t>
       </w:r>
+      <w:bookmarkEnd w:id="34"/>
       <w:bookmarkEnd w:id="35"/>
-      <w:bookmarkEnd w:id="36"/>
       <w:r>
         <w:rPr>
           <w:sz w:val="28"/>
@@ -13458,6 +13556,86 @@
         </w:rPr>
         <w:t xml:space="preserve"> </w:t>
       </w:r>
+    </w:p>
+    <w:p>
+      <w:pPr>
+        <w:rPr>
+          <w:sz w:val="28"/>
+          <w:szCs w:val="28"/>
+          <w:lang w:eastAsia="en-US"/>
+        </w:rPr>
+      </w:pPr>
+    </w:p>
+    <w:p>
+      <w:pPr>
+        <w:spacing w:line="360" w:lineRule="auto"/>
+        <w:ind w:firstLine="709"/>
+        <w:jc w:val="both"/>
+        <w:rPr>
+          <w:sz w:val="28"/>
+          <w:szCs w:val="28"/>
+          <w:lang w:eastAsia="en-US"/>
+        </w:rPr>
+      </w:pPr>
+      <w:r>
+        <w:rPr>
+          <w:sz w:val="28"/>
+          <w:szCs w:val="28"/>
+          <w:lang w:eastAsia="en-US"/>
+        </w:rPr>
+        <w:t xml:space="preserve">Ссылка на </w:t>
+      </w:r>
+      <w:proofErr w:type="spellStart"/>
+      <w:r>
+        <w:rPr>
+          <w:sz w:val="28"/>
+          <w:szCs w:val="28"/>
+          <w:lang w:val="en-US" w:eastAsia="en-US"/>
+        </w:rPr>
+        <w:t>Github</w:t>
+      </w:r>
+      <w:proofErr w:type="spellEnd"/>
+      <w:r>
+        <w:rPr>
+          <w:sz w:val="28"/>
+          <w:szCs w:val="28"/>
+          <w:lang w:eastAsia="en-US"/>
+        </w:rPr>
+        <w:t>:</w:t>
+      </w:r>
+      <w:r>
+        <w:rPr>
+          <w:sz w:val="28"/>
+          <w:szCs w:val="28"/>
+        </w:rPr>
+        <w:t xml:space="preserve"> </w:t>
+      </w:r>
+      <w:hyperlink r:id="rId24" w:history="1">
+        <w:r>
+          <w:rPr>
+            <w:rStyle w:val="aa"/>
+            <w:sz w:val="28"/>
+            <w:szCs w:val="28"/>
+            <w:lang w:eastAsia="en-US"/>
+          </w:rPr>
+          <w:t>https://github.com/papavetali/---</w:t>
+        </w:r>
+      </w:hyperlink>
+      <w:r>
+        <w:rPr>
+          <w:sz w:val="28"/>
+          <w:szCs w:val="28"/>
+          <w:lang w:eastAsia="en-US"/>
+        </w:rPr>
+        <w:t xml:space="preserve"> </w:t>
+      </w:r>
+    </w:p>
+    <w:p>
+      <w:pPr>
+        <w:rPr>
+          <w:lang w:eastAsia="en-US"/>
+        </w:rPr>
+      </w:pPr>
     </w:p>
     <w:p>
       <w:pPr>
@@ -13508,7 +13686,23 @@
           <w:sz w:val="28"/>
           <w:szCs w:val="28"/>
         </w:rPr>
-        <w:t>Регистрация пользователя (register.php)</w:t>
+        <w:t>Регистрация пользователя (</w:t>
+      </w:r>
+      <w:proofErr w:type="spellStart"/>
+      <w:r>
+        <w:rPr>
+          <w:sz w:val="28"/>
+          <w:szCs w:val="28"/>
+        </w:rPr>
+        <w:t>register.php</w:t>
+      </w:r>
+      <w:proofErr w:type="spellEnd"/>
+      <w:r>
+        <w:rPr>
+          <w:sz w:val="28"/>
+          <w:szCs w:val="28"/>
+        </w:rPr>
+        <w:t>)</w:t>
       </w:r>
     </w:p>
     <w:p>
@@ -13528,6 +13722,7 @@
         </w:rPr>
         <w:t>В приложении реализована возможность создания учетной записи. Пользователь вводит логин и пароль, после чего система сохраняет его данные в файл </w:t>
       </w:r>
+      <w:proofErr w:type="spellStart"/>
       <w:proofErr w:type="gramStart"/>
       <w:r>
         <w:rPr>
@@ -13536,6 +13731,7 @@
         </w:rPr>
         <w:t>users.json</w:t>
       </w:r>
+      <w:proofErr w:type="spellEnd"/>
       <w:proofErr w:type="gramEnd"/>
       <w:r>
         <w:rPr>
@@ -13722,7 +13918,23 @@
           <w:sz w:val="28"/>
           <w:szCs w:val="28"/>
         </w:rPr>
-        <w:t>Авторизация пользователя (auth.php)</w:t>
+        <w:t>Авторизация пользователя (</w:t>
+      </w:r>
+      <w:proofErr w:type="spellStart"/>
+      <w:r>
+        <w:rPr>
+          <w:sz w:val="28"/>
+          <w:szCs w:val="28"/>
+        </w:rPr>
+        <w:t>auth.php</w:t>
+      </w:r>
+      <w:proofErr w:type="spellEnd"/>
+      <w:r>
+        <w:rPr>
+          <w:sz w:val="28"/>
+          <w:szCs w:val="28"/>
+        </w:rPr>
+        <w:t>)</w:t>
       </w:r>
     </w:p>
     <w:p>
@@ -13870,7 +14082,23 @@
           <w:sz w:val="28"/>
           <w:szCs w:val="28"/>
         </w:rPr>
-        <w:t>Выход из системы (auth.php)</w:t>
+        <w:t>Выход из системы (</w:t>
+      </w:r>
+      <w:proofErr w:type="spellStart"/>
+      <w:r>
+        <w:rPr>
+          <w:sz w:val="28"/>
+          <w:szCs w:val="28"/>
+        </w:rPr>
+        <w:t>auth.php</w:t>
+      </w:r>
+      <w:proofErr w:type="spellEnd"/>
+      <w:r>
+        <w:rPr>
+          <w:sz w:val="28"/>
+          <w:szCs w:val="28"/>
+        </w:rPr>
+        <w:t>)</w:t>
       </w:r>
     </w:p>
     <w:p>
@@ -13888,6 +14116,7 @@
           <w:sz w:val="28"/>
           <w:szCs w:val="28"/>
         </w:rPr>
+        <w:lastRenderedPageBreak/>
         <w:t>Приложение позволяет безопасно выйти из учетной записи. При выходе удаляются все сессионные данные, что защищает личную информацию пользователя и предотвращает несанкционированный доступ к аккаунту.</w:t>
       </w:r>
     </w:p>
@@ -14028,7 +14257,23 @@
           <w:sz w:val="28"/>
           <w:szCs w:val="28"/>
         </w:rPr>
-        <w:t>Установка дневной цели (data.php)</w:t>
+        <w:t>Установка дневной цели (</w:t>
+      </w:r>
+      <w:proofErr w:type="spellStart"/>
+      <w:r>
+        <w:rPr>
+          <w:sz w:val="28"/>
+          <w:szCs w:val="28"/>
+        </w:rPr>
+        <w:t>data.php</w:t>
+      </w:r>
+      <w:proofErr w:type="spellEnd"/>
+      <w:r>
+        <w:rPr>
+          <w:sz w:val="28"/>
+          <w:szCs w:val="28"/>
+        </w:rPr>
+        <w:t>)</w:t>
       </w:r>
     </w:p>
     <w:p>
@@ -14246,7 +14491,23 @@
           <w:sz w:val="28"/>
           <w:szCs w:val="28"/>
         </w:rPr>
-        <w:t>Добавление записи о воде (data.php)</w:t>
+        <w:t>Добавление записи о воде (</w:t>
+      </w:r>
+      <w:proofErr w:type="spellStart"/>
+      <w:r>
+        <w:rPr>
+          <w:sz w:val="28"/>
+          <w:szCs w:val="28"/>
+        </w:rPr>
+        <w:t>data.php</w:t>
+      </w:r>
+      <w:proofErr w:type="spellEnd"/>
+      <w:r>
+        <w:rPr>
+          <w:sz w:val="28"/>
+          <w:szCs w:val="28"/>
+        </w:rPr>
+        <w:t>)</w:t>
       </w:r>
     </w:p>
     <w:p>
@@ -14349,6 +14610,15 @@
           <w:lang w:val="ru-KG"/>
         </w:rPr>
         <w:br/>
+      </w:r>
+      <w:r>
+        <w:rPr>
+          <w:color w:val="000000"/>
+          <w:sz w:val="28"/>
+          <w:szCs w:val="28"/>
+          <w:lang w:val="ru-KG"/>
+        </w:rPr>
+        <w:lastRenderedPageBreak/>
         <w:t xml:space="preserve">        'user_id' =&gt; $userId,</w:t>
       </w:r>
       <w:r>
@@ -14389,15 +14659,6 @@
           <w:lang w:val="ru-KG"/>
         </w:rPr>
         <w:br/>
-      </w:r>
-      <w:r>
-        <w:rPr>
-          <w:color w:val="000000"/>
-          <w:sz w:val="28"/>
-          <w:szCs w:val="28"/>
-          <w:lang w:val="ru-KG"/>
-        </w:rPr>
-        <w:lastRenderedPageBreak/>
         <w:t xml:space="preserve">    ];</w:t>
       </w:r>
       <w:r>
@@ -14480,7 +14741,23 @@
           <w:sz w:val="28"/>
           <w:szCs w:val="28"/>
         </w:rPr>
-        <w:t>Удаление или редактирование записи (data.php)</w:t>
+        <w:t>Удаление или редактирование записи (</w:t>
+      </w:r>
+      <w:proofErr w:type="spellStart"/>
+      <w:r>
+        <w:rPr>
+          <w:sz w:val="28"/>
+          <w:szCs w:val="28"/>
+        </w:rPr>
+        <w:t>data.php</w:t>
+      </w:r>
+      <w:proofErr w:type="spellEnd"/>
+      <w:r>
+        <w:rPr>
+          <w:sz w:val="28"/>
+          <w:szCs w:val="28"/>
+        </w:rPr>
+        <w:t>)</w:t>
       </w:r>
     </w:p>
     <w:p>
@@ -14688,7 +14965,23 @@
           <w:sz w:val="28"/>
           <w:szCs w:val="28"/>
         </w:rPr>
-        <w:t>Подсчет прогресса за день (data.php)</w:t>
+        <w:t>Подсчет прогресса за день (</w:t>
+      </w:r>
+      <w:proofErr w:type="spellStart"/>
+      <w:r>
+        <w:rPr>
+          <w:sz w:val="28"/>
+          <w:szCs w:val="28"/>
+        </w:rPr>
+        <w:t>data.php</w:t>
+      </w:r>
+      <w:proofErr w:type="spellEnd"/>
+      <w:r>
+        <w:rPr>
+          <w:sz w:val="28"/>
+          <w:szCs w:val="28"/>
+        </w:rPr>
+        <w:t>)</w:t>
       </w:r>
     </w:p>
     <w:p>
@@ -14881,7 +15174,23 @@
           <w:sz w:val="28"/>
           <w:szCs w:val="28"/>
         </w:rPr>
-        <w:t>Подсчет серии дней (data.php)</w:t>
+        <w:t>Подсчет серии дней (</w:t>
+      </w:r>
+      <w:proofErr w:type="spellStart"/>
+      <w:r>
+        <w:rPr>
+          <w:sz w:val="28"/>
+          <w:szCs w:val="28"/>
+        </w:rPr>
+        <w:t>data.php</w:t>
+      </w:r>
+      <w:proofErr w:type="spellEnd"/>
+      <w:r>
+        <w:rPr>
+          <w:sz w:val="28"/>
+          <w:szCs w:val="28"/>
+        </w:rPr>
+        <w:t>)</w:t>
       </w:r>
     </w:p>
     <w:p>
@@ -14899,6 +15208,7 @@
           <w:sz w:val="28"/>
           <w:szCs w:val="28"/>
         </w:rPr>
+        <w:lastRenderedPageBreak/>
         <w:t>Для мотивации пользователя реализована функция подсчета количества дней подряд, когда он регулярно фиксировал потребление воды.</w:t>
       </w:r>
     </w:p>
@@ -14964,7 +15274,6 @@
           <w:szCs w:val="28"/>
           <w:lang w:val="ru-KG"/>
         </w:rPr>
-        <w:lastRenderedPageBreak/>
         <w:t>function calculateStreakDays(array $entries, string $userId): int</w:t>
       </w:r>
       <w:r>
@@ -15225,7 +15534,23 @@
           <w:sz w:val="28"/>
           <w:szCs w:val="28"/>
         </w:rPr>
-        <w:t>Для удобства работы используется технология AJAX с функцией fetch, которая позволяет отправлять данные на сервер и получать ответы без перезагрузки страницы.</w:t>
+        <w:t>Для удобства работы используется технология AJAX с функцией </w:t>
+      </w:r>
+      <w:proofErr w:type="spellStart"/>
+      <w:r>
+        <w:rPr>
+          <w:sz w:val="28"/>
+          <w:szCs w:val="28"/>
+        </w:rPr>
+        <w:t>fetch</w:t>
+      </w:r>
+      <w:proofErr w:type="spellEnd"/>
+      <w:r>
+        <w:rPr>
+          <w:sz w:val="28"/>
+          <w:szCs w:val="28"/>
+        </w:rPr>
+        <w:t>, которая позволяет отправлять данные на сервер и получать ответы без перезагрузки страницы.</w:t>
       </w:r>
     </w:p>
     <w:p>
@@ -15443,7 +15768,6 @@
           <w:sz w:val="28"/>
           <w:szCs w:val="28"/>
         </w:rPr>
-        <w:lastRenderedPageBreak/>
         <w:t>После добавления записи или изменения дневной цели интерфейс автоматически обновляется, и пользователь сразу видит новые показатели.</w:t>
       </w:r>
     </w:p>
@@ -15815,7 +16139,23 @@
           <w:sz w:val="28"/>
           <w:szCs w:val="28"/>
         </w:rPr>
-        <w:t>Административный функционал (data.php)</w:t>
+        <w:t>Административный функционал (</w:t>
+      </w:r>
+      <w:proofErr w:type="spellStart"/>
+      <w:r>
+        <w:rPr>
+          <w:sz w:val="28"/>
+          <w:szCs w:val="28"/>
+        </w:rPr>
+        <w:t>data.php</w:t>
+      </w:r>
+      <w:proofErr w:type="spellEnd"/>
+      <w:r>
+        <w:rPr>
+          <w:sz w:val="28"/>
+          <w:szCs w:val="28"/>
+        </w:rPr>
+        <w:t>)</w:t>
       </w:r>
     </w:p>
     <w:p>
@@ -15881,6 +16221,7 @@
           <w:szCs w:val="28"/>
           <w:lang w:val="ru-KG"/>
         </w:rPr>
+        <w:lastRenderedPageBreak/>
         <w:t>if ($action === 'admin_delete_user') {</w:t>
       </w:r>
       <w:r>
@@ -15901,17 +16242,7 @@
           <w:lang w:val="ru-KG"/>
         </w:rPr>
         <w:br/>
-        <w:t xml:space="preserve">    $filteredUsers = array_values(array_filter($users, static fn(array $user): bool =&gt; </w:t>
-      </w:r>
-      <w:r>
-        <w:rPr>
-          <w:color w:val="000000"/>
-          <w:sz w:val="28"/>
-          <w:szCs w:val="28"/>
-          <w:lang w:val="ru-KG"/>
-        </w:rPr>
-        <w:lastRenderedPageBreak/>
-        <w:t>($user['id'] ?? '') !== $targetUserId));</w:t>
+        <w:t xml:space="preserve">    $filteredUsers = array_values(array_filter($users, static fn(array $user): bool =&gt; ($user['id'] ?? '') !== $targetUserId));</w:t>
       </w:r>
       <w:r>
         <w:rPr>
@@ -15974,9 +16305,9 @@
       </w:pPr>
     </w:p>
     <w:sectPr>
-      <w:headerReference w:type="default" r:id="rId20"/>
-      <w:footerReference w:type="even" r:id="rId21"/>
-      <w:footerReference w:type="default" r:id="rId22"/>
+      <w:headerReference w:type="default" r:id="rId25"/>
+      <w:footerReference w:type="even" r:id="rId26"/>
+      <w:footerReference w:type="default" r:id="rId27"/>
       <w:pgSz w:w="11906" w:h="16838"/>
       <w:pgMar w:top="1134" w:right="851" w:bottom="1559" w:left="1701" w:header="0" w:footer="170" w:gutter="0"/>
       <w:pgBorders>
@@ -19619,6 +19950,119 @@
     </w:lvl>
   </w:abstractNum>
   <w:abstractNum w:abstractNumId="9" w15:restartNumberingAfterBreak="0">
+    <w:nsid w:val="21FC08B3"/>
+    <w:multiLevelType w:val="multilevel"/>
+    <w:tmpl w:val="F3F00684"/>
+    <w:lvl w:ilvl="0">
+      <w:start w:val="1"/>
+      <w:numFmt w:val="decimal"/>
+      <w:lvlText w:val="%1"/>
+      <w:lvlJc w:val="left"/>
+      <w:pPr>
+        <w:ind w:left="420" w:hanging="420"/>
+      </w:pPr>
+      <w:rPr>
+        <w:rFonts w:hint="default"/>
+      </w:rPr>
+    </w:lvl>
+    <w:lvl w:ilvl="1">
+      <w:start w:val="1"/>
+      <w:numFmt w:val="decimal"/>
+      <w:lvlText w:val="%1.%2"/>
+      <w:lvlJc w:val="left"/>
+      <w:pPr>
+        <w:ind w:left="1129" w:hanging="420"/>
+      </w:pPr>
+      <w:rPr>
+        <w:rFonts w:hint="default"/>
+      </w:rPr>
+    </w:lvl>
+    <w:lvl w:ilvl="2">
+      <w:start w:val="1"/>
+      <w:numFmt w:val="decimal"/>
+      <w:lvlText w:val="%1.%2.%3"/>
+      <w:lvlJc w:val="left"/>
+      <w:pPr>
+        <w:ind w:left="2138" w:hanging="720"/>
+      </w:pPr>
+      <w:rPr>
+        <w:rFonts w:hint="default"/>
+      </w:rPr>
+    </w:lvl>
+    <w:lvl w:ilvl="3">
+      <w:start w:val="1"/>
+      <w:numFmt w:val="decimal"/>
+      <w:lvlText w:val="%1.%2.%3.%4"/>
+      <w:lvlJc w:val="left"/>
+      <w:pPr>
+        <w:ind w:left="2847" w:hanging="720"/>
+      </w:pPr>
+      <w:rPr>
+        <w:rFonts w:hint="default"/>
+      </w:rPr>
+    </w:lvl>
+    <w:lvl w:ilvl="4">
+      <w:start w:val="1"/>
+      <w:numFmt w:val="decimal"/>
+      <w:lvlText w:val="%1.%2.%3.%4.%5"/>
+      <w:lvlJc w:val="left"/>
+      <w:pPr>
+        <w:ind w:left="3556" w:hanging="720"/>
+      </w:pPr>
+      <w:rPr>
+        <w:rFonts w:hint="default"/>
+      </w:rPr>
+    </w:lvl>
+    <w:lvl w:ilvl="5">
+      <w:start w:val="1"/>
+      <w:numFmt w:val="decimal"/>
+      <w:lvlText w:val="%1.%2.%3.%4.%5.%6"/>
+      <w:lvlJc w:val="left"/>
+      <w:pPr>
+        <w:ind w:left="4625" w:hanging="1080"/>
+      </w:pPr>
+      <w:rPr>
+        <w:rFonts w:hint="default"/>
+      </w:rPr>
+    </w:lvl>
+    <w:lvl w:ilvl="6">
+      <w:start w:val="1"/>
+      <w:numFmt w:val="decimal"/>
+      <w:lvlText w:val="%1.%2.%3.%4.%5.%6.%7"/>
+      <w:lvlJc w:val="left"/>
+      <w:pPr>
+        <w:ind w:left="5334" w:hanging="1080"/>
+      </w:pPr>
+      <w:rPr>
+        <w:rFonts w:hint="default"/>
+      </w:rPr>
+    </w:lvl>
+    <w:lvl w:ilvl="7">
+      <w:start w:val="1"/>
+      <w:numFmt w:val="decimal"/>
+      <w:lvlText w:val="%1.%2.%3.%4.%5.%6.%7.%8"/>
+      <w:lvlJc w:val="left"/>
+      <w:pPr>
+        <w:ind w:left="6403" w:hanging="1440"/>
+      </w:pPr>
+      <w:rPr>
+        <w:rFonts w:hint="default"/>
+      </w:rPr>
+    </w:lvl>
+    <w:lvl w:ilvl="8">
+      <w:start w:val="1"/>
+      <w:numFmt w:val="decimal"/>
+      <w:lvlText w:val="%1.%2.%3.%4.%5.%6.%7.%8.%9"/>
+      <w:lvlJc w:val="left"/>
+      <w:pPr>
+        <w:ind w:left="7112" w:hanging="1440"/>
+      </w:pPr>
+      <w:rPr>
+        <w:rFonts w:hint="default"/>
+      </w:rPr>
+    </w:lvl>
+  </w:abstractNum>
+  <w:abstractNum w:abstractNumId="10" w15:restartNumberingAfterBreak="0">
     <w:nsid w:val="2ABA536E"/>
     <w:multiLevelType w:val="hybridMultilevel"/>
     <w:tmpl w:val="AFA6FEEC"/>
@@ -19731,7 +20175,7 @@
       </w:rPr>
     </w:lvl>
   </w:abstractNum>
-  <w:abstractNum w:abstractNumId="10" w15:restartNumberingAfterBreak="0">
+  <w:abstractNum w:abstractNumId="11" w15:restartNumberingAfterBreak="0">
     <w:nsid w:val="31FC493D"/>
     <w:multiLevelType w:val="multilevel"/>
     <w:tmpl w:val="FB882672"/>
@@ -19844,7 +20288,7 @@
       </w:pPr>
     </w:lvl>
   </w:abstractNum>
-  <w:abstractNum w:abstractNumId="11" w15:restartNumberingAfterBreak="0">
+  <w:abstractNum w:abstractNumId="12" w15:restartNumberingAfterBreak="0">
     <w:nsid w:val="387D569A"/>
     <w:multiLevelType w:val="multilevel"/>
     <w:tmpl w:val="677A08A8"/>
@@ -19990,7 +20434,7 @@
       </w:rPr>
     </w:lvl>
   </w:abstractNum>
-  <w:abstractNum w:abstractNumId="12" w15:restartNumberingAfterBreak="0">
+  <w:abstractNum w:abstractNumId="13" w15:restartNumberingAfterBreak="0">
     <w:nsid w:val="3B7E1EFF"/>
     <w:multiLevelType w:val="multilevel"/>
     <w:tmpl w:val="A5622D26"/>
@@ -20136,7 +20580,7 @@
       </w:rPr>
     </w:lvl>
   </w:abstractNum>
-  <w:abstractNum w:abstractNumId="13" w15:restartNumberingAfterBreak="0">
+  <w:abstractNum w:abstractNumId="14" w15:restartNumberingAfterBreak="0">
     <w:nsid w:val="4FEC4972"/>
     <w:multiLevelType w:val="multilevel"/>
     <w:tmpl w:val="FB882672"/>
@@ -20249,7 +20693,7 @@
       </w:pPr>
     </w:lvl>
   </w:abstractNum>
-  <w:abstractNum w:abstractNumId="14" w15:restartNumberingAfterBreak="0">
+  <w:abstractNum w:abstractNumId="15" w15:restartNumberingAfterBreak="0">
     <w:nsid w:val="51475E62"/>
     <w:multiLevelType w:val="multilevel"/>
     <w:tmpl w:val="FB882672"/>
@@ -20362,7 +20806,7 @@
       </w:pPr>
     </w:lvl>
   </w:abstractNum>
-  <w:abstractNum w:abstractNumId="15" w15:restartNumberingAfterBreak="0">
+  <w:abstractNum w:abstractNumId="16" w15:restartNumberingAfterBreak="0">
     <w:nsid w:val="546C7EFE"/>
     <w:multiLevelType w:val="multilevel"/>
     <w:tmpl w:val="FB882672"/>
@@ -20475,7 +20919,7 @@
       </w:pPr>
     </w:lvl>
   </w:abstractNum>
-  <w:abstractNum w:abstractNumId="16" w15:restartNumberingAfterBreak="0">
+  <w:abstractNum w:abstractNumId="17" w15:restartNumberingAfterBreak="0">
     <w:nsid w:val="567469F7"/>
     <w:multiLevelType w:val="multilevel"/>
     <w:tmpl w:val="FB882672"/>
@@ -20588,7 +21032,7 @@
       </w:pPr>
     </w:lvl>
   </w:abstractNum>
-  <w:abstractNum w:abstractNumId="17" w15:restartNumberingAfterBreak="0">
+  <w:abstractNum w:abstractNumId="18" w15:restartNumberingAfterBreak="0">
     <w:nsid w:val="5717542A"/>
     <w:multiLevelType w:val="multilevel"/>
     <w:tmpl w:val="9072FD9A"/>
@@ -20734,7 +21178,7 @@
       </w:rPr>
     </w:lvl>
   </w:abstractNum>
-  <w:abstractNum w:abstractNumId="18" w15:restartNumberingAfterBreak="0">
+  <w:abstractNum w:abstractNumId="19" w15:restartNumberingAfterBreak="0">
     <w:nsid w:val="58CA046D"/>
     <w:multiLevelType w:val="hybridMultilevel"/>
     <w:tmpl w:val="F0882CD8"/>
@@ -20847,7 +21291,7 @@
       </w:rPr>
     </w:lvl>
   </w:abstractNum>
-  <w:abstractNum w:abstractNumId="19" w15:restartNumberingAfterBreak="0">
+  <w:abstractNum w:abstractNumId="20" w15:restartNumberingAfterBreak="0">
     <w:nsid w:val="65122584"/>
     <w:multiLevelType w:val="multilevel"/>
     <w:tmpl w:val="D1E01876"/>
@@ -20934,7 +21378,7 @@
       </w:pPr>
     </w:lvl>
   </w:abstractNum>
-  <w:abstractNum w:abstractNumId="20" w15:restartNumberingAfterBreak="0">
+  <w:abstractNum w:abstractNumId="21" w15:restartNumberingAfterBreak="0">
     <w:nsid w:val="6FDC2656"/>
     <w:multiLevelType w:val="multilevel"/>
     <w:tmpl w:val="EA44E962"/>
@@ -21047,7 +21491,7 @@
       </w:pPr>
     </w:lvl>
   </w:abstractNum>
-  <w:abstractNum w:abstractNumId="21" w15:restartNumberingAfterBreak="0">
+  <w:abstractNum w:abstractNumId="22" w15:restartNumberingAfterBreak="0">
     <w:nsid w:val="74D8541D"/>
     <w:multiLevelType w:val="multilevel"/>
     <w:tmpl w:val="FB882672"/>
@@ -21161,49 +21605,49 @@
     </w:lvl>
   </w:abstractNum>
   <w:num w:numId="1" w16cid:durableId="967206396">
-    <w:abstractNumId w:val="20"/>
+    <w:abstractNumId w:val="21"/>
   </w:num>
   <w:num w:numId="2" w16cid:durableId="794905615">
-    <w:abstractNumId w:val="18"/>
+    <w:abstractNumId w:val="19"/>
   </w:num>
   <w:num w:numId="3" w16cid:durableId="775254694">
     <w:abstractNumId w:val="7"/>
   </w:num>
   <w:num w:numId="4" w16cid:durableId="232083462">
-    <w:abstractNumId w:val="11"/>
+    <w:abstractNumId w:val="12"/>
   </w:num>
   <w:num w:numId="5" w16cid:durableId="1667786106">
-    <w:abstractNumId w:val="12"/>
+    <w:abstractNumId w:val="13"/>
   </w:num>
   <w:num w:numId="6" w16cid:durableId="510610275">
-    <w:abstractNumId w:val="17"/>
+    <w:abstractNumId w:val="18"/>
   </w:num>
   <w:num w:numId="7" w16cid:durableId="1247690236">
     <w:abstractNumId w:val="8"/>
   </w:num>
   <w:num w:numId="8" w16cid:durableId="1328245254">
-    <w:abstractNumId w:val="9"/>
+    <w:abstractNumId w:val="10"/>
   </w:num>
   <w:num w:numId="9" w16cid:durableId="39131825">
     <w:abstractNumId w:val="6"/>
   </w:num>
   <w:num w:numId="10" w16cid:durableId="1654985197">
-    <w:abstractNumId w:val="19"/>
+    <w:abstractNumId w:val="20"/>
   </w:num>
   <w:num w:numId="11" w16cid:durableId="2019380931">
     <w:abstractNumId w:val="3"/>
   </w:num>
   <w:num w:numId="12" w16cid:durableId="1941716677">
-    <w:abstractNumId w:val="16"/>
+    <w:abstractNumId w:val="17"/>
   </w:num>
   <w:num w:numId="13" w16cid:durableId="736439699">
-    <w:abstractNumId w:val="14"/>
+    <w:abstractNumId w:val="15"/>
   </w:num>
   <w:num w:numId="14" w16cid:durableId="1333338659">
     <w:abstractNumId w:val="1"/>
   </w:num>
   <w:num w:numId="15" w16cid:durableId="1725715418">
-    <w:abstractNumId w:val="10"/>
+    <w:abstractNumId w:val="11"/>
   </w:num>
   <w:num w:numId="16" w16cid:durableId="688146779">
     <w:abstractNumId w:val="0"/>
@@ -21212,10 +21656,10 @@
     <w:abstractNumId w:val="4"/>
   </w:num>
   <w:num w:numId="18" w16cid:durableId="754594809">
-    <w:abstractNumId w:val="15"/>
+    <w:abstractNumId w:val="16"/>
   </w:num>
   <w:num w:numId="19" w16cid:durableId="305160510">
-    <w:abstractNumId w:val="21"/>
+    <w:abstractNumId w:val="22"/>
   </w:num>
   <w:num w:numId="20" w16cid:durableId="821501905">
     <w:abstractNumId w:val="5"/>
@@ -21224,7 +21668,10 @@
     <w:abstractNumId w:val="2"/>
   </w:num>
   <w:num w:numId="22" w16cid:durableId="1536187575">
-    <w:abstractNumId w:val="13"/>
+    <w:abstractNumId w:val="14"/>
+  </w:num>
+  <w:num w:numId="23" w16cid:durableId="854419988">
+    <w:abstractNumId w:val="9"/>
   </w:num>
   <w:numIdMacAtCleanup w:val="22"/>
 </w:numbering>

--- a/Асанакунов А.А..docx
+++ b/Асанакунов А.А..docx
@@ -5758,7 +5758,33 @@
           <w:sz w:val="28"/>
           <w:szCs w:val="28"/>
         </w:rPr>
-        <w:t>Предметная область — это совокупность объектов, процессов и явлений, относящихся к определённой сфере деятельности, которые подлежат изучению, анализу и последующей автоматизации. В рамках данной работы предметная область связана с процессом контроля и учёта ежедневного потребления воды человеком.</w:t>
+        <w:t xml:space="preserve">Предметная область </w:t>
+      </w:r>
+      <w:proofErr w:type="gramStart"/>
+      <w:r>
+        <w:rPr>
+          <w:color w:val="000000"/>
+          <w:sz w:val="28"/>
+          <w:szCs w:val="28"/>
+        </w:rPr>
+        <w:t>-</w:t>
+      </w:r>
+      <w:r>
+        <w:rPr>
+          <w:color w:val="000000"/>
+          <w:sz w:val="28"/>
+          <w:szCs w:val="28"/>
+        </w:rPr>
+        <w:t xml:space="preserve"> это</w:t>
+      </w:r>
+      <w:proofErr w:type="gramEnd"/>
+      <w:r>
+        <w:rPr>
+          <w:color w:val="000000"/>
+          <w:sz w:val="28"/>
+          <w:szCs w:val="28"/>
+        </w:rPr>
+        <w:t xml:space="preserve"> совокупность объектов, процессов и явлений, относящихся к определённой сфере деятельности, которые подлежат изучению, анализу и последующей автоматизации. В рамках данной работы предметная область связана с процессом контроля и учёта ежедневного потребления воды человеком.</w:t>
       </w:r>
     </w:p>
     <w:p>
@@ -5779,7 +5805,23 @@
           <w:sz w:val="28"/>
           <w:szCs w:val="28"/>
         </w:rPr>
-        <w:t>Под веб-приложением для учёта потребления воды понимается программная система, доступная через веб-браузер, предназначенная для регистрации, хранения и анализа информации о количестве выпитой жидкости пользователем в течение дня. Основная цель такого приложения — помощь пользователю в соблюдении питьевого режима и формировании полезной привычки регулярного потребления воды.</w:t>
+        <w:t xml:space="preserve">Под веб-приложением для учёта потребления воды понимается программная система, доступная через веб-браузер, предназначенная для регистрации, хранения и анализа информации о количестве выпитой жидкости пользователем в течение дня. Основная цель такого приложения </w:t>
+      </w:r>
+      <w:r>
+        <w:rPr>
+          <w:color w:val="000000"/>
+          <w:sz w:val="28"/>
+          <w:szCs w:val="28"/>
+        </w:rPr>
+        <w:t>-</w:t>
+      </w:r>
+      <w:r>
+        <w:rPr>
+          <w:color w:val="000000"/>
+          <w:sz w:val="28"/>
+          <w:szCs w:val="28"/>
+        </w:rPr>
+        <w:t xml:space="preserve"> помощь пользователю в соблюдении питьевого режима и формировании полезной привычки регулярного потребления воды.</w:t>
       </w:r>
     </w:p>
     <w:p>
@@ -6520,7 +6562,25 @@
           <w:szCs w:val="28"/>
           <w:lang w:val="ru-KG"/>
         </w:rPr>
-        <w:t>В качестве альтернативы мобильным приложениям выступают веб-приложения. Веб-приложение — это программное обеспечение, работающее в браузере и не требующее установки на устройство пользователя. Основными преимуществами веб-приложений являются:</w:t>
+        <w:t xml:space="preserve">В качестве альтернативы мобильным приложениям выступают веб-приложения. Веб-приложение </w:t>
+      </w:r>
+      <w:r>
+        <w:rPr>
+          <w:color w:val="000000"/>
+          <w:sz w:val="28"/>
+          <w:szCs w:val="28"/>
+          <w:lang w:val="ru-KG"/>
+        </w:rPr>
+        <w:t>-</w:t>
+      </w:r>
+      <w:r>
+        <w:rPr>
+          <w:color w:val="000000"/>
+          <w:sz w:val="28"/>
+          <w:szCs w:val="28"/>
+          <w:lang w:val="ru-KG"/>
+        </w:rPr>
+        <w:t xml:space="preserve"> это программное обеспечение, работающее в браузере и не требующее установки на устройство пользователя. Основными преимуществами веб-приложений являются:</w:t>
       </w:r>
     </w:p>
     <w:p>
@@ -7376,7 +7436,23 @@
           <w:sz w:val="28"/>
           <w:szCs w:val="28"/>
         </w:rPr>
-        <w:t>Одной из основных мер безопасности является защита учётных записей пользователей. Для этого пароли не должны храниться в открытом виде — они должны сохраняться в зашифрованном (</w:t>
+        <w:t xml:space="preserve">Одной из основных мер безопасности является защита учётных записей пользователей. Для этого пароли не должны храниться в открытом виде </w:t>
+      </w:r>
+      <w:r>
+        <w:rPr>
+          <w:color w:val="000000"/>
+          <w:sz w:val="28"/>
+          <w:szCs w:val="28"/>
+        </w:rPr>
+        <w:t>-</w:t>
+      </w:r>
+      <w:r>
+        <w:rPr>
+          <w:color w:val="000000"/>
+          <w:sz w:val="28"/>
+          <w:szCs w:val="28"/>
+        </w:rPr>
+        <w:t xml:space="preserve"> они должны сохраняться в зашифрованном (</w:t>
       </w:r>
       <w:proofErr w:type="spellStart"/>
       <w:r>
@@ -12333,7 +12409,21 @@
           <w:sz w:val="28"/>
           <w:szCs w:val="28"/>
         </w:rPr>
-        <w:t xml:space="preserve">Средняя зарплата сотрудника — </w:t>
+        <w:t xml:space="preserve">Средняя зарплата сотрудника </w:t>
+      </w:r>
+      <w:r>
+        <w:rPr>
+          <w:sz w:val="28"/>
+          <w:szCs w:val="28"/>
+        </w:rPr>
+        <w:t>-</w:t>
+      </w:r>
+      <w:r>
+        <w:rPr>
+          <w:sz w:val="28"/>
+          <w:szCs w:val="28"/>
+        </w:rPr>
+        <w:t xml:space="preserve"> </w:t>
       </w:r>
       <w:r>
         <w:rPr>
@@ -12374,7 +12464,21 @@
           <w:sz w:val="28"/>
           <w:szCs w:val="28"/>
         </w:rPr>
-        <w:t>Допустим, на эти "танцы с бубном" они тратили 10% своего рабочего времени (3 часа в день — это жесть, но для примера сойдёт).</w:t>
+        <w:t xml:space="preserve">Допустим, на эти "танцы с бубном" они тратили 10% своего рабочего времени (3 часа в день </w:t>
+      </w:r>
+      <w:r>
+        <w:rPr>
+          <w:sz w:val="28"/>
+          <w:szCs w:val="28"/>
+        </w:rPr>
+        <w:t>-</w:t>
+      </w:r>
+      <w:r>
+        <w:rPr>
+          <w:sz w:val="28"/>
+          <w:szCs w:val="28"/>
+        </w:rPr>
+        <w:t xml:space="preserve"> это жесть, но для примера сойдёт).</w:t>
       </w:r>
     </w:p>
     <w:p>
@@ -13288,7 +13392,41 @@
           <w:sz w:val="28"/>
           <w:szCs w:val="28"/>
         </w:rPr>
-        <w:t>PHP: Руководство по безопасности [Электронный ресурс]. — URL:https://www.php.net/manual/ru/security.php (дата обращения: 20.03.2026).</w:t>
+        <w:t xml:space="preserve">PHP: Руководство по безопасности [Электронный ресурс]. </w:t>
+      </w:r>
+      <w:r>
+        <w:rPr>
+          <w:color w:val="000000"/>
+          <w:sz w:val="28"/>
+          <w:szCs w:val="28"/>
+        </w:rPr>
+        <w:t>-</w:t>
+      </w:r>
+      <w:r>
+        <w:rPr>
+          <w:color w:val="000000"/>
+          <w:sz w:val="28"/>
+          <w:szCs w:val="28"/>
+        </w:rPr>
+        <w:t xml:space="preserve"> </w:t>
+      </w:r>
+      <w:proofErr w:type="gramStart"/>
+      <w:r>
+        <w:rPr>
+          <w:color w:val="000000"/>
+          <w:sz w:val="28"/>
+          <w:szCs w:val="28"/>
+        </w:rPr>
+        <w:t>URL:https://www.php.net/manual/ru/security.php</w:t>
+      </w:r>
+      <w:proofErr w:type="gramEnd"/>
+      <w:r>
+        <w:rPr>
+          <w:color w:val="000000"/>
+          <w:sz w:val="28"/>
+          <w:szCs w:val="28"/>
+        </w:rPr>
+        <w:t xml:space="preserve"> (дата обращения: 20.03.2026).</w:t>
       </w:r>
       <w:proofErr w:type="spellStart"/>
       <w:r>
@@ -14525,7 +14663,21 @@
           <w:sz w:val="28"/>
           <w:szCs w:val="28"/>
         </w:rPr>
-        <w:t>Главный функционал приложения — фиксация объема выпитой воды. Пользователь быстро добавляет запись с указанием количества жидкости и времени. Все данные сохраняются в JSON-файл, что позволяет анализировать ежедневное потребление и видеть прогресс выполнения дневной цели.</w:t>
+        <w:t xml:space="preserve">Главный функционал приложения </w:t>
+      </w:r>
+      <w:r>
+        <w:rPr>
+          <w:sz w:val="28"/>
+          <w:szCs w:val="28"/>
+        </w:rPr>
+        <w:t>-</w:t>
+      </w:r>
+      <w:r>
+        <w:rPr>
+          <w:sz w:val="28"/>
+          <w:szCs w:val="28"/>
+        </w:rPr>
+        <w:t xml:space="preserve"> фиксация объема выпитой воды. Пользователь быстро добавляет запись с указанием количества жидкости и времени. Все данные сохраняются в JSON-файл, что позволяет анализировать ежедневное потребление и видеть прогресс выполнения дневной цели.</w:t>
       </w:r>
       <w:r>
         <w:rPr>
